--- a/reports/2026-10-28_GEO/Was_Leon_tun_soll.docx
+++ b/reports/2026-10-28_GEO/Was_Leon_tun_soll.docx
@@ -8,7 +8,7 @@
       </w:pPr>
       <w:r>
         <w:rPr>
-          <w:rFonts w:ascii="Avenir Next" w:cs="Avenir Next" w:eastAsia="Avenir Next" w:hAnsi="Avenir Next"/>
+          <w:rFonts w:ascii="Helvetica" w:cs="Helvetica" w:eastAsia="Helvetica" w:hAnsi="Helvetica"/>
           <w:color w:val="6B6B6B"/>
           <w:spacing w:val="30"/>
           <w:sz w:val="15"/>
@@ -23,7 +23,7 @@
       </w:pPr>
       <w:r>
         <w:rPr>
-          <w:rFonts w:ascii="Avenir Next" w:cs="Avenir Next" w:eastAsia="Avenir Next" w:hAnsi="Avenir Next"/>
+          <w:rFonts w:ascii="Helvetica" w:cs="Helvetica" w:eastAsia="Helvetica" w:hAnsi="Helvetica"/>
           <w:b/>
           <w:bCs/>
           <w:sz w:val="44"/>
@@ -38,7 +38,7 @@
       </w:pPr>
       <w:r>
         <w:rPr>
-          <w:rFonts w:ascii="Avenir Next" w:cs="Avenir Next" w:eastAsia="Avenir Next" w:hAnsi="Avenir Next"/>
+          <w:rFonts w:ascii="Helvetica" w:cs="Helvetica" w:eastAsia="Helvetica" w:hAnsi="Helvetica"/>
           <w:color w:val="555555"/>
           <w:sz w:val="22"/>
           <w:szCs w:val="22"/>
@@ -56,7 +56,7 @@
       </w:pPr>
       <w:r>
         <w:rPr>
-          <w:rFonts w:ascii="Avenir Next" w:cs="Avenir Next" w:eastAsia="Avenir Next" w:hAnsi="Avenir Next"/>
+          <w:rFonts w:ascii="Helvetica" w:cs="Helvetica" w:eastAsia="Helvetica" w:hAnsi="Helvetica"/>
           <w:color w:val="1B3AA8"/>
           <w:spacing w:val="20"/>
           <w:sz w:val="15"/>
@@ -75,7 +75,7 @@
       </w:pPr>
       <w:r>
         <w:rPr>
-          <w:rFonts w:ascii="Avenir Next" w:cs="Avenir Next" w:eastAsia="Avenir Next" w:hAnsi="Avenir Next"/>
+          <w:rFonts w:ascii="Helvetica" w:cs="Helvetica" w:eastAsia="Helvetica" w:hAnsi="Helvetica"/>
           <w:color w:val="1A1A1A"/>
           <w:sz w:val="20"/>
           <w:szCs w:val="20"/>
@@ -94,7 +94,7 @@
       </w:pPr>
       <w:r>
         <w:rPr>
-          <w:rFonts w:ascii="Georgia" w:cs="Georgia" w:eastAsia="Georgia" w:hAnsi="Georgia"/>
+          <w:rFonts w:ascii="Helvetica" w:cs="Helvetica" w:eastAsia="Helvetica" w:hAnsi="Helvetica"/>
           <w:color w:val="555555"/>
           <w:sz w:val="18"/>
           <w:szCs w:val="18"/>
@@ -117,7 +117,7 @@
       </w:pPr>
       <w:r>
         <w:rPr>
-          <w:rFonts w:ascii="Georgia" w:cs="Georgia" w:eastAsia="Georgia" w:hAnsi="Georgia"/>
+          <w:rFonts w:ascii="Helvetica" w:cs="Helvetica" w:eastAsia="Helvetica" w:hAnsi="Helvetica"/>
           <w:color w:val="1A1A1A"/>
           <w:sz w:val="20"/>
           <w:szCs w:val="20"/>
@@ -170,7 +170,7 @@
             </w:pPr>
             <w:r>
               <w:rPr>
-                <w:rFonts w:ascii="Avenir Next" w:cs="Avenir Next" w:eastAsia="Avenir Next" w:hAnsi="Avenir Next"/>
+                <w:rFonts w:ascii="Helvetica" w:cs="Helvetica" w:eastAsia="Helvetica" w:hAnsi="Helvetica"/>
                 <w:b/>
                 <w:bCs/>
                 <w:color w:val="333333"/>
@@ -203,7 +203,7 @@
             </w:pPr>
             <w:r>
               <w:rPr>
-                <w:rFonts w:ascii="Avenir Next" w:cs="Avenir Next" w:eastAsia="Avenir Next" w:hAnsi="Avenir Next"/>
+                <w:rFonts w:ascii="Helvetica" w:cs="Helvetica" w:eastAsia="Helvetica" w:hAnsi="Helvetica"/>
                 <w:b/>
                 <w:bCs/>
                 <w:color w:val="333333"/>
@@ -236,7 +236,7 @@
             </w:pPr>
             <w:r>
               <w:rPr>
-                <w:rFonts w:ascii="Avenir Next" w:cs="Avenir Next" w:eastAsia="Avenir Next" w:hAnsi="Avenir Next"/>
+                <w:rFonts w:ascii="Helvetica" w:cs="Helvetica" w:eastAsia="Helvetica" w:hAnsi="Helvetica"/>
                 <w:b/>
                 <w:bCs/>
                 <w:color w:val="333333"/>
@@ -269,7 +269,7 @@
             </w:pPr>
             <w:r>
               <w:rPr>
-                <w:rFonts w:ascii="Avenir Next" w:cs="Avenir Next" w:eastAsia="Avenir Next" w:hAnsi="Avenir Next"/>
+                <w:rFonts w:ascii="Helvetica" w:cs="Helvetica" w:eastAsia="Helvetica" w:hAnsi="Helvetica"/>
                 <w:b/>
                 <w:bCs/>
                 <w:color w:val="333333"/>
@@ -307,7 +307,7 @@
             </w:pPr>
             <w:r>
               <w:rPr>
-                <w:rFonts w:ascii="Avenir Next" w:cs="Avenir Next" w:eastAsia="Avenir Next" w:hAnsi="Avenir Next"/>
+                <w:rFonts w:ascii="Helvetica" w:cs="Helvetica" w:eastAsia="Helvetica" w:hAnsi="Helvetica"/>
                 <w:color w:val="1A1A1A"/>
                 <w:sz w:val="15"/>
                 <w:szCs w:val="15"/>
@@ -338,7 +338,7 @@
             </w:pPr>
             <w:r>
               <w:rPr>
-                <w:rFonts w:ascii="Avenir Next" w:cs="Avenir Next" w:eastAsia="Avenir Next" w:hAnsi="Avenir Next"/>
+                <w:rFonts w:ascii="Helvetica" w:cs="Helvetica" w:eastAsia="Helvetica" w:hAnsi="Helvetica"/>
                 <w:color w:val="1A1A1A"/>
                 <w:sz w:val="15"/>
                 <w:szCs w:val="15"/>
@@ -369,7 +369,7 @@
             </w:pPr>
             <w:r>
               <w:rPr>
-                <w:rFonts w:ascii="Avenir Next" w:cs="Avenir Next" w:eastAsia="Avenir Next" w:hAnsi="Avenir Next"/>
+                <w:rFonts w:ascii="Helvetica" w:cs="Helvetica" w:eastAsia="Helvetica" w:hAnsi="Helvetica"/>
                 <w:color w:val="1A1A1A"/>
                 <w:sz w:val="15"/>
                 <w:szCs w:val="15"/>
@@ -400,7 +400,7 @@
             </w:pPr>
             <w:r>
               <w:rPr>
-                <w:rFonts w:ascii="Avenir Next" w:cs="Avenir Next" w:eastAsia="Avenir Next" w:hAnsi="Avenir Next"/>
+                <w:rFonts w:ascii="Helvetica" w:cs="Helvetica" w:eastAsia="Helvetica" w:hAnsi="Helvetica"/>
                 <w:color w:val="1A1A1A"/>
                 <w:sz w:val="15"/>
                 <w:szCs w:val="15"/>
@@ -436,7 +436,7 @@
             </w:pPr>
             <w:r>
               <w:rPr>
-                <w:rFonts w:ascii="Avenir Next" w:cs="Avenir Next" w:eastAsia="Avenir Next" w:hAnsi="Avenir Next"/>
+                <w:rFonts w:ascii="Helvetica" w:cs="Helvetica" w:eastAsia="Helvetica" w:hAnsi="Helvetica"/>
                 <w:color w:val="1A1A1A"/>
                 <w:sz w:val="15"/>
                 <w:szCs w:val="15"/>
@@ -467,7 +467,7 @@
             </w:pPr>
             <w:r>
               <w:rPr>
-                <w:rFonts w:ascii="Avenir Next" w:cs="Avenir Next" w:eastAsia="Avenir Next" w:hAnsi="Avenir Next"/>
+                <w:rFonts w:ascii="Helvetica" w:cs="Helvetica" w:eastAsia="Helvetica" w:hAnsi="Helvetica"/>
                 <w:color w:val="1A1A1A"/>
                 <w:sz w:val="15"/>
                 <w:szCs w:val="15"/>
@@ -498,7 +498,7 @@
             </w:pPr>
             <w:r>
               <w:rPr>
-                <w:rFonts w:ascii="Avenir Next" w:cs="Avenir Next" w:eastAsia="Avenir Next" w:hAnsi="Avenir Next"/>
+                <w:rFonts w:ascii="Helvetica" w:cs="Helvetica" w:eastAsia="Helvetica" w:hAnsi="Helvetica"/>
                 <w:color w:val="1A1A1A"/>
                 <w:sz w:val="15"/>
                 <w:szCs w:val="15"/>
@@ -529,7 +529,7 @@
             </w:pPr>
             <w:r>
               <w:rPr>
-                <w:rFonts w:ascii="Avenir Next" w:cs="Avenir Next" w:eastAsia="Avenir Next" w:hAnsi="Avenir Next"/>
+                <w:rFonts w:ascii="Helvetica" w:cs="Helvetica" w:eastAsia="Helvetica" w:hAnsi="Helvetica"/>
                 <w:color w:val="1A1A1A"/>
                 <w:sz w:val="15"/>
                 <w:szCs w:val="15"/>
@@ -565,7 +565,7 @@
             </w:pPr>
             <w:r>
               <w:rPr>
-                <w:rFonts w:ascii="Avenir Next" w:cs="Avenir Next" w:eastAsia="Avenir Next" w:hAnsi="Avenir Next"/>
+                <w:rFonts w:ascii="Helvetica" w:cs="Helvetica" w:eastAsia="Helvetica" w:hAnsi="Helvetica"/>
                 <w:color w:val="1A1A1A"/>
                 <w:sz w:val="15"/>
                 <w:szCs w:val="15"/>
@@ -596,7 +596,7 @@
             </w:pPr>
             <w:r>
               <w:rPr>
-                <w:rFonts w:ascii="Avenir Next" w:cs="Avenir Next" w:eastAsia="Avenir Next" w:hAnsi="Avenir Next"/>
+                <w:rFonts w:ascii="Helvetica" w:cs="Helvetica" w:eastAsia="Helvetica" w:hAnsi="Helvetica"/>
                 <w:color w:val="1A1A1A"/>
                 <w:sz w:val="15"/>
                 <w:szCs w:val="15"/>
@@ -627,7 +627,7 @@
             </w:pPr>
             <w:r>
               <w:rPr>
-                <w:rFonts w:ascii="Avenir Next" w:cs="Avenir Next" w:eastAsia="Avenir Next" w:hAnsi="Avenir Next"/>
+                <w:rFonts w:ascii="Helvetica" w:cs="Helvetica" w:eastAsia="Helvetica" w:hAnsi="Helvetica"/>
                 <w:color w:val="1A1A1A"/>
                 <w:sz w:val="15"/>
                 <w:szCs w:val="15"/>
@@ -658,7 +658,7 @@
             </w:pPr>
             <w:r>
               <w:rPr>
-                <w:rFonts w:ascii="Avenir Next" w:cs="Avenir Next" w:eastAsia="Avenir Next" w:hAnsi="Avenir Next"/>
+                <w:rFonts w:ascii="Helvetica" w:cs="Helvetica" w:eastAsia="Helvetica" w:hAnsi="Helvetica"/>
                 <w:color w:val="1A1A1A"/>
                 <w:sz w:val="15"/>
                 <w:szCs w:val="15"/>
@@ -694,7 +694,7 @@
             </w:pPr>
             <w:r>
               <w:rPr>
-                <w:rFonts w:ascii="Avenir Next" w:cs="Avenir Next" w:eastAsia="Avenir Next" w:hAnsi="Avenir Next"/>
+                <w:rFonts w:ascii="Helvetica" w:cs="Helvetica" w:eastAsia="Helvetica" w:hAnsi="Helvetica"/>
                 <w:color w:val="1A1A1A"/>
                 <w:sz w:val="15"/>
                 <w:szCs w:val="15"/>
@@ -725,7 +725,7 @@
             </w:pPr>
             <w:r>
               <w:rPr>
-                <w:rFonts w:ascii="Avenir Next" w:cs="Avenir Next" w:eastAsia="Avenir Next" w:hAnsi="Avenir Next"/>
+                <w:rFonts w:ascii="Helvetica" w:cs="Helvetica" w:eastAsia="Helvetica" w:hAnsi="Helvetica"/>
                 <w:color w:val="1A1A1A"/>
                 <w:sz w:val="15"/>
                 <w:szCs w:val="15"/>
@@ -756,7 +756,7 @@
             </w:pPr>
             <w:r>
               <w:rPr>
-                <w:rFonts w:ascii="Avenir Next" w:cs="Avenir Next" w:eastAsia="Avenir Next" w:hAnsi="Avenir Next"/>
+                <w:rFonts w:ascii="Helvetica" w:cs="Helvetica" w:eastAsia="Helvetica" w:hAnsi="Helvetica"/>
                 <w:color w:val="1A1A1A"/>
                 <w:sz w:val="15"/>
                 <w:szCs w:val="15"/>
@@ -787,7 +787,7 @@
             </w:pPr>
             <w:r>
               <w:rPr>
-                <w:rFonts w:ascii="Avenir Next" w:cs="Avenir Next" w:eastAsia="Avenir Next" w:hAnsi="Avenir Next"/>
+                <w:rFonts w:ascii="Helvetica" w:cs="Helvetica" w:eastAsia="Helvetica" w:hAnsi="Helvetica"/>
                 <w:color w:val="1A1A1A"/>
                 <w:sz w:val="15"/>
                 <w:szCs w:val="15"/>
@@ -819,7 +819,7 @@
       </w:pPr>
       <w:r>
         <w:rPr>
-          <w:rFonts w:ascii="Avenir Next" w:cs="Avenir Next" w:eastAsia="Avenir Next" w:hAnsi="Avenir Next"/>
+          <w:rFonts w:ascii="Helvetica" w:cs="Helvetica" w:eastAsia="Helvetica" w:hAnsi="Helvetica"/>
           <w:b/>
           <w:bCs/>
           <w:color w:val="1A1A1A"/>
@@ -836,7 +836,7 @@
       </w:pPr>
       <w:r>
         <w:rPr>
-          <w:rFonts w:ascii="Georgia" w:cs="Georgia" w:eastAsia="Georgia" w:hAnsi="Georgia"/>
+          <w:rFonts w:ascii="Helvetica" w:cs="Helvetica" w:eastAsia="Helvetica" w:hAnsi="Helvetica"/>
           <w:color w:val="1A1A1A"/>
           <w:sz w:val="20"/>
           <w:szCs w:val="20"/>
@@ -940,7 +940,7 @@
       </w:pPr>
       <w:r>
         <w:rPr>
-          <w:rFonts w:ascii="Georgia" w:cs="Georgia" w:eastAsia="Georgia" w:hAnsi="Georgia"/>
+          <w:rFonts w:ascii="Helvetica" w:cs="Helvetica" w:eastAsia="Helvetica" w:hAnsi="Helvetica"/>
           <w:b/>
           <w:bCs/>
           <w:color w:val="1A1A1A"/>
@@ -951,7 +951,7 @@
       </w:r>
       <w:r>
         <w:rPr>
-          <w:rFonts w:ascii="Georgia" w:cs="Georgia" w:eastAsia="Georgia" w:hAnsi="Georgia"/>
+          <w:rFonts w:ascii="Helvetica" w:cs="Helvetica" w:eastAsia="Helvetica" w:hAnsi="Helvetica"/>
           <w:color w:val="1A1A1A"/>
           <w:sz w:val="20"/>
           <w:szCs w:val="20"/>
@@ -968,7 +968,7 @@
       </w:pPr>
       <w:r>
         <w:rPr>
-          <w:rFonts w:ascii="Georgia" w:cs="Georgia" w:eastAsia="Georgia" w:hAnsi="Georgia"/>
+          <w:rFonts w:ascii="Helvetica" w:cs="Helvetica" w:eastAsia="Helvetica" w:hAnsi="Helvetica"/>
           <w:b/>
           <w:bCs/>
           <w:color w:val="444444"/>
@@ -979,7 +979,7 @@
       </w:r>
       <w:r>
         <w:rPr>
-          <w:rFonts w:ascii="Georgia" w:cs="Georgia" w:eastAsia="Georgia" w:hAnsi="Georgia"/>
+          <w:rFonts w:ascii="Helvetica" w:cs="Helvetica" w:eastAsia="Helvetica" w:hAnsi="Helvetica"/>
           <w:color w:val="444444"/>
           <w:sz w:val="20"/>
           <w:szCs w:val="20"/>
@@ -994,7 +994,7 @@
       </w:pPr>
       <w:r>
         <w:rPr>
-          <w:rFonts w:ascii="Avenir Next" w:cs="Avenir Next" w:eastAsia="Avenir Next" w:hAnsi="Avenir Next"/>
+          <w:rFonts w:ascii="Helvetica" w:cs="Helvetica" w:eastAsia="Helvetica" w:hAnsi="Helvetica"/>
           <w:b/>
           <w:bCs/>
           <w:color w:val="1A1A1A"/>
@@ -1011,7 +1011,7 @@
       </w:pPr>
       <w:r>
         <w:rPr>
-          <w:rFonts w:ascii="Georgia" w:cs="Georgia" w:eastAsia="Georgia" w:hAnsi="Georgia"/>
+          <w:rFonts w:ascii="Helvetica" w:cs="Helvetica" w:eastAsia="Helvetica" w:hAnsi="Helvetica"/>
           <w:color w:val="1A1A1A"/>
           <w:sz w:val="20"/>
           <w:szCs w:val="20"/>
@@ -1029,7 +1029,7 @@
       </w:r>
       <w:r>
         <w:rPr>
-          <w:rFonts w:ascii="Georgia" w:cs="Georgia" w:eastAsia="Georgia" w:hAnsi="Georgia"/>
+          <w:rFonts w:ascii="Helvetica" w:cs="Helvetica" w:eastAsia="Helvetica" w:hAnsi="Helvetica"/>
           <w:color w:val="1A1A1A"/>
           <w:sz w:val="20"/>
           <w:szCs w:val="20"/>
@@ -1061,7 +1061,7 @@
       </w:pPr>
       <w:r>
         <w:rPr>
-          <w:rFonts w:ascii="Georgia" w:cs="Georgia" w:eastAsia="Georgia" w:hAnsi="Georgia"/>
+          <w:rFonts w:ascii="Helvetica" w:cs="Helvetica" w:eastAsia="Helvetica" w:hAnsi="Helvetica"/>
           <w:b/>
           <w:bCs/>
           <w:color w:val="1A1A1A"/>
@@ -1072,7 +1072,7 @@
       </w:r>
       <w:r>
         <w:rPr>
-          <w:rFonts w:ascii="Georgia" w:cs="Georgia" w:eastAsia="Georgia" w:hAnsi="Georgia"/>
+          <w:rFonts w:ascii="Helvetica" w:cs="Helvetica" w:eastAsia="Helvetica" w:hAnsi="Helvetica"/>
           <w:color w:val="1A1A1A"/>
           <w:sz w:val="20"/>
           <w:szCs w:val="20"/>
@@ -1089,7 +1089,7 @@
       </w:pPr>
       <w:r>
         <w:rPr>
-          <w:rFonts w:ascii="Georgia" w:cs="Georgia" w:eastAsia="Georgia" w:hAnsi="Georgia"/>
+          <w:rFonts w:ascii="Helvetica" w:cs="Helvetica" w:eastAsia="Helvetica" w:hAnsi="Helvetica"/>
           <w:b/>
           <w:bCs/>
           <w:color w:val="444444"/>
@@ -1100,7 +1100,7 @@
       </w:r>
       <w:r>
         <w:rPr>
-          <w:rFonts w:ascii="Georgia" w:cs="Georgia" w:eastAsia="Georgia" w:hAnsi="Georgia"/>
+          <w:rFonts w:ascii="Helvetica" w:cs="Helvetica" w:eastAsia="Helvetica" w:hAnsi="Helvetica"/>
           <w:color w:val="444444"/>
           <w:sz w:val="20"/>
           <w:szCs w:val="20"/>
@@ -1115,7 +1115,7 @@
       </w:pPr>
       <w:r>
         <w:rPr>
-          <w:rFonts w:ascii="Avenir Next" w:cs="Avenir Next" w:eastAsia="Avenir Next" w:hAnsi="Avenir Next"/>
+          <w:rFonts w:ascii="Helvetica" w:cs="Helvetica" w:eastAsia="Helvetica" w:hAnsi="Helvetica"/>
           <w:b/>
           <w:bCs/>
           <w:color w:val="1A1A1A"/>
@@ -1132,7 +1132,7 @@
       </w:pPr>
       <w:r>
         <w:rPr>
-          <w:rFonts w:ascii="Georgia" w:cs="Georgia" w:eastAsia="Georgia" w:hAnsi="Georgia"/>
+          <w:rFonts w:ascii="Helvetica" w:cs="Helvetica" w:eastAsia="Helvetica" w:hAnsi="Helvetica"/>
           <w:b/>
           <w:bCs/>
           <w:color w:val="1A1A1A"/>
@@ -1143,7 +1143,7 @@
       </w:r>
       <w:r>
         <w:rPr>
-          <w:rFonts w:ascii="Georgia" w:cs="Georgia" w:eastAsia="Georgia" w:hAnsi="Georgia"/>
+          <w:rFonts w:ascii="Helvetica" w:cs="Helvetica" w:eastAsia="Helvetica" w:hAnsi="Helvetica"/>
           <w:color w:val="1A1A1A"/>
           <w:sz w:val="20"/>
           <w:szCs w:val="20"/>
@@ -1158,7 +1158,7 @@
       </w:pPr>
       <w:r>
         <w:rPr>
-          <w:rFonts w:ascii="Georgia" w:cs="Georgia" w:eastAsia="Georgia" w:hAnsi="Georgia"/>
+          <w:rFonts w:ascii="Helvetica" w:cs="Helvetica" w:eastAsia="Helvetica" w:hAnsi="Helvetica"/>
           <w:b/>
           <w:bCs/>
           <w:color w:val="1A1A1A"/>
@@ -1169,7 +1169,7 @@
       </w:r>
       <w:r>
         <w:rPr>
-          <w:rFonts w:ascii="Georgia" w:cs="Georgia" w:eastAsia="Georgia" w:hAnsi="Georgia"/>
+          <w:rFonts w:ascii="Helvetica" w:cs="Helvetica" w:eastAsia="Helvetica" w:hAnsi="Helvetica"/>
           <w:color w:val="1A1A1A"/>
           <w:sz w:val="20"/>
           <w:szCs w:val="20"/>
@@ -1184,7 +1184,7 @@
       </w:pPr>
       <w:r>
         <w:rPr>
-          <w:rFonts w:ascii="Georgia" w:cs="Georgia" w:eastAsia="Georgia" w:hAnsi="Georgia"/>
+          <w:rFonts w:ascii="Helvetica" w:cs="Helvetica" w:eastAsia="Helvetica" w:hAnsi="Helvetica"/>
           <w:b/>
           <w:bCs/>
           <w:color w:val="1A1A1A"/>
@@ -1195,7 +1195,7 @@
       </w:r>
       <w:r>
         <w:rPr>
-          <w:rFonts w:ascii="Georgia" w:cs="Georgia" w:eastAsia="Georgia" w:hAnsi="Georgia"/>
+          <w:rFonts w:ascii="Helvetica" w:cs="Helvetica" w:eastAsia="Helvetica" w:hAnsi="Helvetica"/>
           <w:color w:val="1A1A1A"/>
           <w:sz w:val="20"/>
           <w:szCs w:val="20"/>
@@ -1210,7 +1210,7 @@
       </w:pPr>
       <w:r>
         <w:rPr>
-          <w:rFonts w:ascii="Georgia" w:cs="Georgia" w:eastAsia="Georgia" w:hAnsi="Georgia"/>
+          <w:rFonts w:ascii="Helvetica" w:cs="Helvetica" w:eastAsia="Helvetica" w:hAnsi="Helvetica"/>
           <w:color w:val="1A1A1A"/>
           <w:sz w:val="20"/>
           <w:szCs w:val="20"/>
@@ -1224,7 +1224,7 @@
       </w:pPr>
       <w:r>
         <w:rPr>
-          <w:rFonts w:ascii="Georgia" w:cs="Georgia" w:eastAsia="Georgia" w:hAnsi="Georgia"/>
+          <w:rFonts w:ascii="Helvetica" w:cs="Helvetica" w:eastAsia="Helvetica" w:hAnsi="Helvetica"/>
           <w:b/>
           <w:bCs/>
           <w:color w:val="1A1A1A"/>
@@ -1235,7 +1235,7 @@
       </w:r>
       <w:r>
         <w:rPr>
-          <w:rFonts w:ascii="Georgia" w:cs="Georgia" w:eastAsia="Georgia" w:hAnsi="Georgia"/>
+          <w:rFonts w:ascii="Helvetica" w:cs="Helvetica" w:eastAsia="Helvetica" w:hAnsi="Helvetica"/>
           <w:color w:val="1A1A1A"/>
           <w:sz w:val="20"/>
           <w:szCs w:val="20"/>
@@ -1252,7 +1252,7 @@
       </w:pPr>
       <w:r>
         <w:rPr>
-          <w:rFonts w:ascii="Georgia" w:cs="Georgia" w:eastAsia="Georgia" w:hAnsi="Georgia"/>
+          <w:rFonts w:ascii="Helvetica" w:cs="Helvetica" w:eastAsia="Helvetica" w:hAnsi="Helvetica"/>
           <w:b/>
           <w:bCs/>
           <w:color w:val="444444"/>
@@ -1263,7 +1263,7 @@
       </w:r>
       <w:r>
         <w:rPr>
-          <w:rFonts w:ascii="Georgia" w:cs="Georgia" w:eastAsia="Georgia" w:hAnsi="Georgia"/>
+          <w:rFonts w:ascii="Helvetica" w:cs="Helvetica" w:eastAsia="Helvetica" w:hAnsi="Helvetica"/>
           <w:color w:val="444444"/>
           <w:sz w:val="20"/>
           <w:szCs w:val="20"/>
@@ -1278,7 +1278,7 @@
       </w:pPr>
       <w:r>
         <w:rPr>
-          <w:rFonts w:ascii="Avenir Next" w:cs="Avenir Next" w:eastAsia="Avenir Next" w:hAnsi="Avenir Next"/>
+          <w:rFonts w:ascii="Helvetica" w:cs="Helvetica" w:eastAsia="Helvetica" w:hAnsi="Helvetica"/>
           <w:b/>
           <w:bCs/>
           <w:color w:val="1A1A1A"/>
@@ -1295,7 +1295,7 @@
       </w:pPr>
       <w:r>
         <w:rPr>
-          <w:rFonts w:ascii="Georgia" w:cs="Georgia" w:eastAsia="Georgia" w:hAnsi="Georgia"/>
+          <w:rFonts w:ascii="Helvetica" w:cs="Helvetica" w:eastAsia="Helvetica" w:hAnsi="Helvetica"/>
           <w:color w:val="1A1A1A"/>
           <w:sz w:val="20"/>
           <w:szCs w:val="20"/>
@@ -1309,7 +1309,7 @@
       </w:pPr>
       <w:r>
         <w:rPr>
-          <w:rFonts w:ascii="Georgia" w:cs="Georgia" w:eastAsia="Georgia" w:hAnsi="Georgia"/>
+          <w:rFonts w:ascii="Helvetica" w:cs="Helvetica" w:eastAsia="Helvetica" w:hAnsi="Helvetica"/>
           <w:b/>
           <w:bCs/>
           <w:color w:val="1A1A1A"/>
@@ -1320,7 +1320,7 @@
       </w:r>
       <w:r>
         <w:rPr>
-          <w:rFonts w:ascii="Georgia" w:cs="Georgia" w:eastAsia="Georgia" w:hAnsi="Georgia"/>
+          <w:rFonts w:ascii="Helvetica" w:cs="Helvetica" w:eastAsia="Helvetica" w:hAnsi="Helvetica"/>
           <w:color w:val="1A1A1A"/>
           <w:sz w:val="20"/>
           <w:szCs w:val="20"/>
@@ -1337,7 +1337,7 @@
       </w:pPr>
       <w:r>
         <w:rPr>
-          <w:rFonts w:ascii="Georgia" w:cs="Georgia" w:eastAsia="Georgia" w:hAnsi="Georgia"/>
+          <w:rFonts w:ascii="Helvetica" w:cs="Helvetica" w:eastAsia="Helvetica" w:hAnsi="Helvetica"/>
           <w:b/>
           <w:bCs/>
           <w:color w:val="444444"/>
@@ -1348,7 +1348,7 @@
       </w:r>
       <w:r>
         <w:rPr>
-          <w:rFonts w:ascii="Georgia" w:cs="Georgia" w:eastAsia="Georgia" w:hAnsi="Georgia"/>
+          <w:rFonts w:ascii="Helvetica" w:cs="Helvetica" w:eastAsia="Helvetica" w:hAnsi="Helvetica"/>
           <w:color w:val="444444"/>
           <w:sz w:val="20"/>
           <w:szCs w:val="20"/>
@@ -1363,7 +1363,7 @@
       </w:pPr>
       <w:r>
         <w:rPr>
-          <w:rFonts w:ascii="Avenir Next" w:cs="Avenir Next" w:eastAsia="Avenir Next" w:hAnsi="Avenir Next"/>
+          <w:rFonts w:ascii="Helvetica" w:cs="Helvetica" w:eastAsia="Helvetica" w:hAnsi="Helvetica"/>
           <w:b/>
           <w:bCs/>
           <w:color w:val="1A1A1A"/>
@@ -1380,7 +1380,7 @@
       </w:pPr>
       <w:r>
         <w:rPr>
-          <w:rFonts w:ascii="Georgia" w:cs="Georgia" w:eastAsia="Georgia" w:hAnsi="Georgia"/>
+          <w:rFonts w:ascii="Helvetica" w:cs="Helvetica" w:eastAsia="Helvetica" w:hAnsi="Helvetica"/>
           <w:color w:val="1A1A1A"/>
           <w:sz w:val="20"/>
           <w:szCs w:val="20"/>
@@ -1395,7 +1395,7 @@
       </w:pPr>
       <w:r>
         <w:rPr>
-          <w:rFonts w:ascii="Georgia" w:cs="Georgia" w:eastAsia="Georgia" w:hAnsi="Georgia"/>
+          <w:rFonts w:ascii="Helvetica" w:cs="Helvetica" w:eastAsia="Helvetica" w:hAnsi="Helvetica"/>
           <w:color w:val="1A1A1A"/>
           <w:sz w:val="20"/>
           <w:szCs w:val="20"/>
@@ -1409,7 +1409,7 @@
       </w:pPr>
       <w:r>
         <w:rPr>
-          <w:rFonts w:ascii="Georgia" w:cs="Georgia" w:eastAsia="Georgia" w:hAnsi="Georgia"/>
+          <w:rFonts w:ascii="Helvetica" w:cs="Helvetica" w:eastAsia="Helvetica" w:hAnsi="Helvetica"/>
           <w:b/>
           <w:bCs/>
           <w:color w:val="1A1A1A"/>
@@ -1420,7 +1420,7 @@
       </w:r>
       <w:r>
         <w:rPr>
-          <w:rFonts w:ascii="Georgia" w:cs="Georgia" w:eastAsia="Georgia" w:hAnsi="Georgia"/>
+          <w:rFonts w:ascii="Helvetica" w:cs="Helvetica" w:eastAsia="Helvetica" w:hAnsi="Helvetica"/>
           <w:color w:val="1A1A1A"/>
           <w:sz w:val="20"/>
           <w:szCs w:val="20"/>
@@ -1437,7 +1437,7 @@
       </w:pPr>
       <w:r>
         <w:rPr>
-          <w:rFonts w:ascii="Georgia" w:cs="Georgia" w:eastAsia="Georgia" w:hAnsi="Georgia"/>
+          <w:rFonts w:ascii="Helvetica" w:cs="Helvetica" w:eastAsia="Helvetica" w:hAnsi="Helvetica"/>
           <w:b/>
           <w:bCs/>
           <w:color w:val="444444"/>
@@ -1448,7 +1448,7 @@
       </w:r>
       <w:r>
         <w:rPr>
-          <w:rFonts w:ascii="Georgia" w:cs="Georgia" w:eastAsia="Georgia" w:hAnsi="Georgia"/>
+          <w:rFonts w:ascii="Helvetica" w:cs="Helvetica" w:eastAsia="Helvetica" w:hAnsi="Helvetica"/>
           <w:color w:val="444444"/>
           <w:sz w:val="20"/>
           <w:szCs w:val="20"/>
@@ -1463,7 +1463,7 @@
       </w:pPr>
       <w:r>
         <w:rPr>
-          <w:rFonts w:ascii="Avenir Next" w:cs="Avenir Next" w:eastAsia="Avenir Next" w:hAnsi="Avenir Next"/>
+          <w:rFonts w:ascii="Helvetica" w:cs="Helvetica" w:eastAsia="Helvetica" w:hAnsi="Helvetica"/>
           <w:b/>
           <w:bCs/>
           <w:color w:val="1A1A1A"/>
@@ -1480,7 +1480,7 @@
       </w:pPr>
       <w:r>
         <w:rPr>
-          <w:rFonts w:ascii="Georgia" w:cs="Georgia" w:eastAsia="Georgia" w:hAnsi="Georgia"/>
+          <w:rFonts w:ascii="Helvetica" w:cs="Helvetica" w:eastAsia="Helvetica" w:hAnsi="Helvetica"/>
           <w:color w:val="1A1A1A"/>
           <w:sz w:val="20"/>
           <w:szCs w:val="20"/>
@@ -1498,7 +1498,7 @@
       </w:r>
       <w:r>
         <w:rPr>
-          <w:rFonts w:ascii="Georgia" w:cs="Georgia" w:eastAsia="Georgia" w:hAnsi="Georgia"/>
+          <w:rFonts w:ascii="Helvetica" w:cs="Helvetica" w:eastAsia="Helvetica" w:hAnsi="Helvetica"/>
           <w:color w:val="1A1A1A"/>
           <w:sz w:val="20"/>
           <w:szCs w:val="20"/>
@@ -1512,7 +1512,7 @@
       </w:pPr>
       <w:r>
         <w:rPr>
-          <w:rFonts w:ascii="Georgia" w:cs="Georgia" w:eastAsia="Georgia" w:hAnsi="Georgia"/>
+          <w:rFonts w:ascii="Helvetica" w:cs="Helvetica" w:eastAsia="Helvetica" w:hAnsi="Helvetica"/>
           <w:b/>
           <w:bCs/>
           <w:color w:val="1A1A1A"/>
@@ -1523,7 +1523,7 @@
       </w:r>
       <w:r>
         <w:rPr>
-          <w:rFonts w:ascii="Georgia" w:cs="Georgia" w:eastAsia="Georgia" w:hAnsi="Georgia"/>
+          <w:rFonts w:ascii="Helvetica" w:cs="Helvetica" w:eastAsia="Helvetica" w:hAnsi="Helvetica"/>
           <w:color w:val="1A1A1A"/>
           <w:sz w:val="20"/>
           <w:szCs w:val="20"/>
@@ -1540,7 +1540,7 @@
       </w:pPr>
       <w:r>
         <w:rPr>
-          <w:rFonts w:ascii="Georgia" w:cs="Georgia" w:eastAsia="Georgia" w:hAnsi="Georgia"/>
+          <w:rFonts w:ascii="Helvetica" w:cs="Helvetica" w:eastAsia="Helvetica" w:hAnsi="Helvetica"/>
           <w:b/>
           <w:bCs/>
           <w:color w:val="444444"/>
@@ -1551,7 +1551,7 @@
       </w:r>
       <w:r>
         <w:rPr>
-          <w:rFonts w:ascii="Georgia" w:cs="Georgia" w:eastAsia="Georgia" w:hAnsi="Georgia"/>
+          <w:rFonts w:ascii="Helvetica" w:cs="Helvetica" w:eastAsia="Helvetica" w:hAnsi="Helvetica"/>
           <w:color w:val="444444"/>
           <w:sz w:val="20"/>
           <w:szCs w:val="20"/>
@@ -1566,7 +1566,7 @@
       </w:pPr>
       <w:r>
         <w:rPr>
-          <w:rFonts w:ascii="Avenir Next" w:cs="Avenir Next" w:eastAsia="Avenir Next" w:hAnsi="Avenir Next"/>
+          <w:rFonts w:ascii="Helvetica" w:cs="Helvetica" w:eastAsia="Helvetica" w:hAnsi="Helvetica"/>
           <w:b/>
           <w:bCs/>
           <w:color w:val="1A1A1A"/>
@@ -1583,7 +1583,7 @@
       </w:pPr>
       <w:r>
         <w:rPr>
-          <w:rFonts w:ascii="Georgia" w:cs="Georgia" w:eastAsia="Georgia" w:hAnsi="Georgia"/>
+          <w:rFonts w:ascii="Helvetica" w:cs="Helvetica" w:eastAsia="Helvetica" w:hAnsi="Helvetica"/>
           <w:color w:val="1A1A1A"/>
           <w:sz w:val="20"/>
           <w:szCs w:val="20"/>
@@ -1598,7 +1598,7 @@
       </w:pPr>
       <w:r>
         <w:rPr>
-          <w:rFonts w:ascii="Georgia" w:cs="Georgia" w:eastAsia="Georgia" w:hAnsi="Georgia"/>
+          <w:rFonts w:ascii="Helvetica" w:cs="Helvetica" w:eastAsia="Helvetica" w:hAnsi="Helvetica"/>
           <w:color w:val="1A1A1A"/>
           <w:sz w:val="20"/>
           <w:szCs w:val="20"/>
@@ -1612,7 +1612,7 @@
       </w:pPr>
       <w:r>
         <w:rPr>
-          <w:rFonts w:ascii="Georgia" w:cs="Georgia" w:eastAsia="Georgia" w:hAnsi="Georgia"/>
+          <w:rFonts w:ascii="Helvetica" w:cs="Helvetica" w:eastAsia="Helvetica" w:hAnsi="Helvetica"/>
           <w:b/>
           <w:bCs/>
           <w:color w:val="1A1A1A"/>
@@ -1623,7 +1623,7 @@
       </w:r>
       <w:r>
         <w:rPr>
-          <w:rFonts w:ascii="Georgia" w:cs="Georgia" w:eastAsia="Georgia" w:hAnsi="Georgia"/>
+          <w:rFonts w:ascii="Helvetica" w:cs="Helvetica" w:eastAsia="Helvetica" w:hAnsi="Helvetica"/>
           <w:color w:val="1A1A1A"/>
           <w:sz w:val="20"/>
           <w:szCs w:val="20"/>
@@ -1640,7 +1640,7 @@
       </w:pPr>
       <w:r>
         <w:rPr>
-          <w:rFonts w:ascii="Georgia" w:cs="Georgia" w:eastAsia="Georgia" w:hAnsi="Georgia"/>
+          <w:rFonts w:ascii="Helvetica" w:cs="Helvetica" w:eastAsia="Helvetica" w:hAnsi="Helvetica"/>
           <w:b/>
           <w:bCs/>
           <w:color w:val="444444"/>
@@ -1651,7 +1651,7 @@
       </w:r>
       <w:r>
         <w:rPr>
-          <w:rFonts w:ascii="Georgia" w:cs="Georgia" w:eastAsia="Georgia" w:hAnsi="Georgia"/>
+          <w:rFonts w:ascii="Helvetica" w:cs="Helvetica" w:eastAsia="Helvetica" w:hAnsi="Helvetica"/>
           <w:color w:val="444444"/>
           <w:sz w:val="20"/>
           <w:szCs w:val="20"/>
@@ -1675,7 +1675,7 @@
       </w:pPr>
       <w:r>
         <w:rPr>
-          <w:rFonts w:ascii="Avenir Next" w:cs="Avenir Next" w:eastAsia="Avenir Next" w:hAnsi="Avenir Next"/>
+          <w:rFonts w:ascii="Helvetica" w:cs="Helvetica" w:eastAsia="Helvetica" w:hAnsi="Helvetica"/>
           <w:b/>
           <w:bCs/>
           <w:color w:val="1A1A1A"/>
@@ -1692,7 +1692,7 @@
       </w:pPr>
       <w:r>
         <w:rPr>
-          <w:rFonts w:ascii="Georgia" w:cs="Georgia" w:eastAsia="Georgia" w:hAnsi="Georgia"/>
+          <w:rFonts w:ascii="Helvetica" w:cs="Helvetica" w:eastAsia="Helvetica" w:hAnsi="Helvetica"/>
           <w:color w:val="1A1A1A"/>
           <w:sz w:val="20"/>
           <w:szCs w:val="20"/>
@@ -1710,7 +1710,7 @@
       </w:r>
       <w:r>
         <w:rPr>
-          <w:rFonts w:ascii="Georgia" w:cs="Georgia" w:eastAsia="Georgia" w:hAnsi="Georgia"/>
+          <w:rFonts w:ascii="Helvetica" w:cs="Helvetica" w:eastAsia="Helvetica" w:hAnsi="Helvetica"/>
           <w:color w:val="1A1A1A"/>
           <w:sz w:val="20"/>
           <w:szCs w:val="20"/>
@@ -2084,7 +2084,7 @@
       </w:pPr>
       <w:r>
         <w:rPr>
-          <w:rFonts w:ascii="Georgia" w:cs="Georgia" w:eastAsia="Georgia" w:hAnsi="Georgia"/>
+          <w:rFonts w:ascii="Helvetica" w:cs="Helvetica" w:eastAsia="Helvetica" w:hAnsi="Helvetica"/>
           <w:b/>
           <w:bCs/>
           <w:color w:val="1A1A1A"/>
@@ -2095,7 +2095,7 @@
       </w:r>
       <w:r>
         <w:rPr>
-          <w:rFonts w:ascii="Georgia" w:cs="Georgia" w:eastAsia="Georgia" w:hAnsi="Georgia"/>
+          <w:rFonts w:ascii="Helvetica" w:cs="Helvetica" w:eastAsia="Helvetica" w:hAnsi="Helvetica"/>
           <w:color w:val="1A1A1A"/>
           <w:sz w:val="20"/>
           <w:szCs w:val="20"/>
@@ -2112,7 +2112,7 @@
       </w:pPr>
       <w:r>
         <w:rPr>
-          <w:rFonts w:ascii="Georgia" w:cs="Georgia" w:eastAsia="Georgia" w:hAnsi="Georgia"/>
+          <w:rFonts w:ascii="Helvetica" w:cs="Helvetica" w:eastAsia="Helvetica" w:hAnsi="Helvetica"/>
           <w:b/>
           <w:bCs/>
           <w:color w:val="444444"/>
@@ -2123,7 +2123,7 @@
       </w:r>
       <w:r>
         <w:rPr>
-          <w:rFonts w:ascii="Georgia" w:cs="Georgia" w:eastAsia="Georgia" w:hAnsi="Georgia"/>
+          <w:rFonts w:ascii="Helvetica" w:cs="Helvetica" w:eastAsia="Helvetica" w:hAnsi="Helvetica"/>
           <w:color w:val="444444"/>
           <w:sz w:val="20"/>
           <w:szCs w:val="20"/>
@@ -2138,7 +2138,7 @@
       </w:pPr>
       <w:r>
         <w:rPr>
-          <w:rFonts w:ascii="Avenir Next" w:cs="Avenir Next" w:eastAsia="Avenir Next" w:hAnsi="Avenir Next"/>
+          <w:rFonts w:ascii="Helvetica" w:cs="Helvetica" w:eastAsia="Helvetica" w:hAnsi="Helvetica"/>
           <w:b/>
           <w:bCs/>
           <w:color w:val="1A1A1A"/>
@@ -2155,7 +2155,7 @@
       </w:pPr>
       <w:r>
         <w:rPr>
-          <w:rFonts w:ascii="Georgia" w:cs="Georgia" w:eastAsia="Georgia" w:hAnsi="Georgia"/>
+          <w:rFonts w:ascii="Helvetica" w:cs="Helvetica" w:eastAsia="Helvetica" w:hAnsi="Helvetica"/>
           <w:color w:val="1A1A1A"/>
           <w:sz w:val="20"/>
           <w:szCs w:val="20"/>
@@ -2169,7 +2169,7 @@
       </w:pPr>
       <w:r>
         <w:rPr>
-          <w:rFonts w:ascii="Georgia" w:cs="Georgia" w:eastAsia="Georgia" w:hAnsi="Georgia"/>
+          <w:rFonts w:ascii="Helvetica" w:cs="Helvetica" w:eastAsia="Helvetica" w:hAnsi="Helvetica"/>
           <w:b/>
           <w:bCs/>
           <w:color w:val="1A1A1A"/>
@@ -2180,7 +2180,7 @@
       </w:r>
       <w:r>
         <w:rPr>
-          <w:rFonts w:ascii="Georgia" w:cs="Georgia" w:eastAsia="Georgia" w:hAnsi="Georgia"/>
+          <w:rFonts w:ascii="Helvetica" w:cs="Helvetica" w:eastAsia="Helvetica" w:hAnsi="Helvetica"/>
           <w:color w:val="1A1A1A"/>
           <w:sz w:val="20"/>
           <w:szCs w:val="20"/>
@@ -2197,7 +2197,7 @@
       </w:pPr>
       <w:r>
         <w:rPr>
-          <w:rFonts w:ascii="Georgia" w:cs="Georgia" w:eastAsia="Georgia" w:hAnsi="Georgia"/>
+          <w:rFonts w:ascii="Helvetica" w:cs="Helvetica" w:eastAsia="Helvetica" w:hAnsi="Helvetica"/>
           <w:b/>
           <w:bCs/>
           <w:color w:val="444444"/>
@@ -2208,7 +2208,7 @@
       </w:r>
       <w:r>
         <w:rPr>
-          <w:rFonts w:ascii="Georgia" w:cs="Georgia" w:eastAsia="Georgia" w:hAnsi="Georgia"/>
+          <w:rFonts w:ascii="Helvetica" w:cs="Helvetica" w:eastAsia="Helvetica" w:hAnsi="Helvetica"/>
           <w:color w:val="444444"/>
           <w:sz w:val="20"/>
           <w:szCs w:val="20"/>
@@ -2223,7 +2223,7 @@
       </w:pPr>
       <w:r>
         <w:rPr>
-          <w:rFonts w:ascii="Avenir Next" w:cs="Avenir Next" w:eastAsia="Avenir Next" w:hAnsi="Avenir Next"/>
+          <w:rFonts w:ascii="Helvetica" w:cs="Helvetica" w:eastAsia="Helvetica" w:hAnsi="Helvetica"/>
           <w:b/>
           <w:bCs/>
           <w:color w:val="1A1A1A"/>
@@ -2240,7 +2240,7 @@
       </w:pPr>
       <w:r>
         <w:rPr>
-          <w:rFonts w:ascii="Georgia" w:cs="Georgia" w:eastAsia="Georgia" w:hAnsi="Georgia"/>
+          <w:rFonts w:ascii="Helvetica" w:cs="Helvetica" w:eastAsia="Helvetica" w:hAnsi="Helvetica"/>
           <w:color w:val="1A1A1A"/>
           <w:sz w:val="20"/>
           <w:szCs w:val="20"/>
@@ -2254,7 +2254,7 @@
       </w:pPr>
       <w:r>
         <w:rPr>
-          <w:rFonts w:ascii="Georgia" w:cs="Georgia" w:eastAsia="Georgia" w:hAnsi="Georgia"/>
+          <w:rFonts w:ascii="Helvetica" w:cs="Helvetica" w:eastAsia="Helvetica" w:hAnsi="Helvetica"/>
           <w:b/>
           <w:bCs/>
           <w:color w:val="1A1A1A"/>
@@ -2265,7 +2265,7 @@
       </w:r>
       <w:r>
         <w:rPr>
-          <w:rFonts w:ascii="Georgia" w:cs="Georgia" w:eastAsia="Georgia" w:hAnsi="Georgia"/>
+          <w:rFonts w:ascii="Helvetica" w:cs="Helvetica" w:eastAsia="Helvetica" w:hAnsi="Helvetica"/>
           <w:color w:val="1A1A1A"/>
           <w:sz w:val="20"/>
           <w:szCs w:val="20"/>
@@ -2282,7 +2282,7 @@
       </w:pPr>
       <w:r>
         <w:rPr>
-          <w:rFonts w:ascii="Georgia" w:cs="Georgia" w:eastAsia="Georgia" w:hAnsi="Georgia"/>
+          <w:rFonts w:ascii="Helvetica" w:cs="Helvetica" w:eastAsia="Helvetica" w:hAnsi="Helvetica"/>
           <w:b/>
           <w:bCs/>
           <w:color w:val="444444"/>
@@ -2293,7 +2293,7 @@
       </w:r>
       <w:r>
         <w:rPr>
-          <w:rFonts w:ascii="Georgia" w:cs="Georgia" w:eastAsia="Georgia" w:hAnsi="Georgia"/>
+          <w:rFonts w:ascii="Helvetica" w:cs="Helvetica" w:eastAsia="Helvetica" w:hAnsi="Helvetica"/>
           <w:color w:val="444444"/>
           <w:sz w:val="20"/>
           <w:szCs w:val="20"/>
@@ -2308,7 +2308,7 @@
       </w:pPr>
       <w:r>
         <w:rPr>
-          <w:rFonts w:ascii="Avenir Next" w:cs="Avenir Next" w:eastAsia="Avenir Next" w:hAnsi="Avenir Next"/>
+          <w:rFonts w:ascii="Helvetica" w:cs="Helvetica" w:eastAsia="Helvetica" w:hAnsi="Helvetica"/>
           <w:b/>
           <w:bCs/>
           <w:color w:val="1A1A1A"/>
@@ -2325,7 +2325,7 @@
       </w:pPr>
       <w:r>
         <w:rPr>
-          <w:rFonts w:ascii="Georgia" w:cs="Georgia" w:eastAsia="Georgia" w:hAnsi="Georgia"/>
+          <w:rFonts w:ascii="Helvetica" w:cs="Helvetica" w:eastAsia="Helvetica" w:hAnsi="Helvetica"/>
           <w:color w:val="1A1A1A"/>
           <w:sz w:val="20"/>
           <w:szCs w:val="20"/>
@@ -2343,7 +2343,7 @@
       </w:r>
       <w:r>
         <w:rPr>
-          <w:rFonts w:ascii="Georgia" w:cs="Georgia" w:eastAsia="Georgia" w:hAnsi="Georgia"/>
+          <w:rFonts w:ascii="Helvetica" w:cs="Helvetica" w:eastAsia="Helvetica" w:hAnsi="Helvetica"/>
           <w:color w:val="1A1A1A"/>
           <w:sz w:val="20"/>
           <w:szCs w:val="20"/>
@@ -2357,7 +2357,7 @@
       </w:pPr>
       <w:r>
         <w:rPr>
-          <w:rFonts w:ascii="Georgia" w:cs="Georgia" w:eastAsia="Georgia" w:hAnsi="Georgia"/>
+          <w:rFonts w:ascii="Helvetica" w:cs="Helvetica" w:eastAsia="Helvetica" w:hAnsi="Helvetica"/>
           <w:b/>
           <w:bCs/>
           <w:color w:val="1A1A1A"/>
@@ -2368,7 +2368,7 @@
       </w:r>
       <w:r>
         <w:rPr>
-          <w:rFonts w:ascii="Georgia" w:cs="Georgia" w:eastAsia="Georgia" w:hAnsi="Georgia"/>
+          <w:rFonts w:ascii="Helvetica" w:cs="Helvetica" w:eastAsia="Helvetica" w:hAnsi="Helvetica"/>
           <w:color w:val="1A1A1A"/>
           <w:sz w:val="20"/>
           <w:szCs w:val="20"/>
@@ -2385,7 +2385,7 @@
       </w:pPr>
       <w:r>
         <w:rPr>
-          <w:rFonts w:ascii="Georgia" w:cs="Georgia" w:eastAsia="Georgia" w:hAnsi="Georgia"/>
+          <w:rFonts w:ascii="Helvetica" w:cs="Helvetica" w:eastAsia="Helvetica" w:hAnsi="Helvetica"/>
           <w:b/>
           <w:bCs/>
           <w:color w:val="444444"/>
@@ -2396,7 +2396,7 @@
       </w:r>
       <w:r>
         <w:rPr>
-          <w:rFonts w:ascii="Georgia" w:cs="Georgia" w:eastAsia="Georgia" w:hAnsi="Georgia"/>
+          <w:rFonts w:ascii="Helvetica" w:cs="Helvetica" w:eastAsia="Helvetica" w:hAnsi="Helvetica"/>
           <w:color w:val="444444"/>
           <w:sz w:val="20"/>
           <w:szCs w:val="20"/>
@@ -2411,7 +2411,7 @@
       </w:pPr>
       <w:r>
         <w:rPr>
-          <w:rFonts w:ascii="Avenir Next" w:cs="Avenir Next" w:eastAsia="Avenir Next" w:hAnsi="Avenir Next"/>
+          <w:rFonts w:ascii="Helvetica" w:cs="Helvetica" w:eastAsia="Helvetica" w:hAnsi="Helvetica"/>
           <w:b/>
           <w:bCs/>
           <w:color w:val="1A1A1A"/>
@@ -2437,7 +2437,7 @@
       </w:r>
       <w:r>
         <w:rPr>
-          <w:rFonts w:ascii="Georgia" w:cs="Georgia" w:eastAsia="Georgia" w:hAnsi="Georgia"/>
+          <w:rFonts w:ascii="Helvetica" w:cs="Helvetica" w:eastAsia="Helvetica" w:hAnsi="Helvetica"/>
           <w:color w:val="1A1A1A"/>
           <w:sz w:val="20"/>
           <w:szCs w:val="20"/>
@@ -2461,7 +2461,7 @@
       </w:r>
       <w:r>
         <w:rPr>
-          <w:rFonts w:ascii="Georgia" w:cs="Georgia" w:eastAsia="Georgia" w:hAnsi="Georgia"/>
+          <w:rFonts w:ascii="Helvetica" w:cs="Helvetica" w:eastAsia="Helvetica" w:hAnsi="Helvetica"/>
           <w:color w:val="1A1A1A"/>
           <w:sz w:val="20"/>
           <w:szCs w:val="20"/>
@@ -2479,7 +2479,7 @@
       </w:r>
       <w:r>
         <w:rPr>
-          <w:rFonts w:ascii="Georgia" w:cs="Georgia" w:eastAsia="Georgia" w:hAnsi="Georgia"/>
+          <w:rFonts w:ascii="Helvetica" w:cs="Helvetica" w:eastAsia="Helvetica" w:hAnsi="Helvetica"/>
           <w:color w:val="1A1A1A"/>
           <w:sz w:val="20"/>
           <w:szCs w:val="20"/>
@@ -2493,7 +2493,7 @@
       </w:pPr>
       <w:r>
         <w:rPr>
-          <w:rFonts w:ascii="Georgia" w:cs="Georgia" w:eastAsia="Georgia" w:hAnsi="Georgia"/>
+          <w:rFonts w:ascii="Helvetica" w:cs="Helvetica" w:eastAsia="Helvetica" w:hAnsi="Helvetica"/>
           <w:b/>
           <w:bCs/>
           <w:color w:val="1A1A1A"/>
@@ -2504,7 +2504,7 @@
       </w:r>
       <w:r>
         <w:rPr>
-          <w:rFonts w:ascii="Georgia" w:cs="Georgia" w:eastAsia="Georgia" w:hAnsi="Georgia"/>
+          <w:rFonts w:ascii="Helvetica" w:cs="Helvetica" w:eastAsia="Helvetica" w:hAnsi="Helvetica"/>
           <w:color w:val="1A1A1A"/>
           <w:sz w:val="20"/>
           <w:szCs w:val="20"/>
@@ -2521,7 +2521,7 @@
       </w:pPr>
       <w:r>
         <w:rPr>
-          <w:rFonts w:ascii="Georgia" w:cs="Georgia" w:eastAsia="Georgia" w:hAnsi="Georgia"/>
+          <w:rFonts w:ascii="Helvetica" w:cs="Helvetica" w:eastAsia="Helvetica" w:hAnsi="Helvetica"/>
           <w:b/>
           <w:bCs/>
           <w:color w:val="444444"/>
@@ -2532,7 +2532,7 @@
       </w:r>
       <w:r>
         <w:rPr>
-          <w:rFonts w:ascii="Georgia" w:cs="Georgia" w:eastAsia="Georgia" w:hAnsi="Georgia"/>
+          <w:rFonts w:ascii="Helvetica" w:cs="Helvetica" w:eastAsia="Helvetica" w:hAnsi="Helvetica"/>
           <w:color w:val="444444"/>
           <w:sz w:val="20"/>
           <w:szCs w:val="20"/>
@@ -2547,7 +2547,7 @@
       </w:pPr>
       <w:r>
         <w:rPr>
-          <w:rFonts w:ascii="Avenir Next" w:cs="Avenir Next" w:eastAsia="Avenir Next" w:hAnsi="Avenir Next"/>
+          <w:rFonts w:ascii="Helvetica" w:cs="Helvetica" w:eastAsia="Helvetica" w:hAnsi="Helvetica"/>
           <w:b/>
           <w:bCs/>
           <w:color w:val="1A1A1A"/>
@@ -2564,7 +2564,7 @@
       </w:pPr>
       <w:r>
         <w:rPr>
-          <w:rFonts w:ascii="Georgia" w:cs="Georgia" w:eastAsia="Georgia" w:hAnsi="Georgia"/>
+          <w:rFonts w:ascii="Helvetica" w:cs="Helvetica" w:eastAsia="Helvetica" w:hAnsi="Helvetica"/>
           <w:color w:val="1A1A1A"/>
           <w:sz w:val="20"/>
           <w:szCs w:val="20"/>
@@ -2578,7 +2578,7 @@
       </w:pPr>
       <w:r>
         <w:rPr>
-          <w:rFonts w:ascii="Georgia" w:cs="Georgia" w:eastAsia="Georgia" w:hAnsi="Georgia"/>
+          <w:rFonts w:ascii="Helvetica" w:cs="Helvetica" w:eastAsia="Helvetica" w:hAnsi="Helvetica"/>
           <w:b/>
           <w:bCs/>
           <w:color w:val="1A1A1A"/>
@@ -2589,7 +2589,7 @@
       </w:r>
       <w:r>
         <w:rPr>
-          <w:rFonts w:ascii="Georgia" w:cs="Georgia" w:eastAsia="Georgia" w:hAnsi="Georgia"/>
+          <w:rFonts w:ascii="Helvetica" w:cs="Helvetica" w:eastAsia="Helvetica" w:hAnsi="Helvetica"/>
           <w:color w:val="1A1A1A"/>
           <w:sz w:val="20"/>
           <w:szCs w:val="20"/>
@@ -2606,7 +2606,7 @@
       </w:pPr>
       <w:r>
         <w:rPr>
-          <w:rFonts w:ascii="Georgia" w:cs="Georgia" w:eastAsia="Georgia" w:hAnsi="Georgia"/>
+          <w:rFonts w:ascii="Helvetica" w:cs="Helvetica" w:eastAsia="Helvetica" w:hAnsi="Helvetica"/>
           <w:b/>
           <w:bCs/>
           <w:color w:val="444444"/>
@@ -2617,7 +2617,7 @@
       </w:r>
       <w:r>
         <w:rPr>
-          <w:rFonts w:ascii="Georgia" w:cs="Georgia" w:eastAsia="Georgia" w:hAnsi="Georgia"/>
+          <w:rFonts w:ascii="Helvetica" w:cs="Helvetica" w:eastAsia="Helvetica" w:hAnsi="Helvetica"/>
           <w:color w:val="444444"/>
           <w:sz w:val="20"/>
           <w:szCs w:val="20"/>
@@ -2632,7 +2632,7 @@
       </w:pPr>
       <w:r>
         <w:rPr>
-          <w:rFonts w:ascii="Avenir Next" w:cs="Avenir Next" w:eastAsia="Avenir Next" w:hAnsi="Avenir Next"/>
+          <w:rFonts w:ascii="Helvetica" w:cs="Helvetica" w:eastAsia="Helvetica" w:hAnsi="Helvetica"/>
           <w:b/>
           <w:bCs/>
           <w:color w:val="1A1A1A"/>
@@ -2649,7 +2649,7 @@
       </w:pPr>
       <w:r>
         <w:rPr>
-          <w:rFonts w:ascii="Georgia" w:cs="Georgia" w:eastAsia="Georgia" w:hAnsi="Georgia"/>
+          <w:rFonts w:ascii="Helvetica" w:cs="Helvetica" w:eastAsia="Helvetica" w:hAnsi="Helvetica"/>
           <w:color w:val="1A1A1A"/>
           <w:sz w:val="20"/>
           <w:szCs w:val="20"/>
@@ -2663,7 +2663,7 @@
       </w:pPr>
       <w:r>
         <w:rPr>
-          <w:rFonts w:ascii="Georgia" w:cs="Georgia" w:eastAsia="Georgia" w:hAnsi="Georgia"/>
+          <w:rFonts w:ascii="Helvetica" w:cs="Helvetica" w:eastAsia="Helvetica" w:hAnsi="Helvetica"/>
           <w:b/>
           <w:bCs/>
           <w:color w:val="1A1A1A"/>
@@ -2674,7 +2674,7 @@
       </w:r>
       <w:r>
         <w:rPr>
-          <w:rFonts w:ascii="Georgia" w:cs="Georgia" w:eastAsia="Georgia" w:hAnsi="Georgia"/>
+          <w:rFonts w:ascii="Helvetica" w:cs="Helvetica" w:eastAsia="Helvetica" w:hAnsi="Helvetica"/>
           <w:color w:val="1A1A1A"/>
           <w:sz w:val="20"/>
           <w:szCs w:val="20"/>
@@ -2691,7 +2691,7 @@
       </w:pPr>
       <w:r>
         <w:rPr>
-          <w:rFonts w:ascii="Georgia" w:cs="Georgia" w:eastAsia="Georgia" w:hAnsi="Georgia"/>
+          <w:rFonts w:ascii="Helvetica" w:cs="Helvetica" w:eastAsia="Helvetica" w:hAnsi="Helvetica"/>
           <w:b/>
           <w:bCs/>
           <w:color w:val="444444"/>
@@ -2702,7 +2702,7 @@
       </w:r>
       <w:r>
         <w:rPr>
-          <w:rFonts w:ascii="Georgia" w:cs="Georgia" w:eastAsia="Georgia" w:hAnsi="Georgia"/>
+          <w:rFonts w:ascii="Helvetica" w:cs="Helvetica" w:eastAsia="Helvetica" w:hAnsi="Helvetica"/>
           <w:color w:val="444444"/>
           <w:sz w:val="20"/>
           <w:szCs w:val="20"/>
@@ -2726,7 +2726,7 @@
       </w:pPr>
       <w:r>
         <w:rPr>
-          <w:rFonts w:ascii="Avenir Next" w:cs="Avenir Next" w:eastAsia="Avenir Next" w:hAnsi="Avenir Next"/>
+          <w:rFonts w:ascii="Helvetica" w:cs="Helvetica" w:eastAsia="Helvetica" w:hAnsi="Helvetica"/>
           <w:b/>
           <w:bCs/>
           <w:color w:val="1A1A1A"/>
@@ -2752,7 +2752,7 @@
       </w:r>
       <w:r>
         <w:rPr>
-          <w:rFonts w:ascii="Georgia" w:cs="Georgia" w:eastAsia="Georgia" w:hAnsi="Georgia"/>
+          <w:rFonts w:ascii="Helvetica" w:cs="Helvetica" w:eastAsia="Helvetica" w:hAnsi="Helvetica"/>
           <w:color w:val="1A1A1A"/>
           <w:sz w:val="20"/>
           <w:szCs w:val="20"/>
@@ -2770,7 +2770,7 @@
       </w:r>
       <w:r>
         <w:rPr>
-          <w:rFonts w:ascii="Georgia" w:cs="Georgia" w:eastAsia="Georgia" w:hAnsi="Georgia"/>
+          <w:rFonts w:ascii="Helvetica" w:cs="Helvetica" w:eastAsia="Helvetica" w:hAnsi="Helvetica"/>
           <w:color w:val="1A1A1A"/>
           <w:sz w:val="20"/>
           <w:szCs w:val="20"/>
@@ -2788,7 +2788,7 @@
       </w:r>
       <w:r>
         <w:rPr>
-          <w:rFonts w:ascii="Georgia" w:cs="Georgia" w:eastAsia="Georgia" w:hAnsi="Georgia"/>
+          <w:rFonts w:ascii="Helvetica" w:cs="Helvetica" w:eastAsia="Helvetica" w:hAnsi="Helvetica"/>
           <w:color w:val="1A1A1A"/>
           <w:sz w:val="20"/>
           <w:szCs w:val="20"/>
@@ -2806,7 +2806,7 @@
       </w:r>
       <w:r>
         <w:rPr>
-          <w:rFonts w:ascii="Georgia" w:cs="Georgia" w:eastAsia="Georgia" w:hAnsi="Georgia"/>
+          <w:rFonts w:ascii="Helvetica" w:cs="Helvetica" w:eastAsia="Helvetica" w:hAnsi="Helvetica"/>
           <w:color w:val="1A1A1A"/>
           <w:sz w:val="20"/>
           <w:szCs w:val="20"/>
@@ -2824,7 +2824,7 @@
       </w:r>
       <w:r>
         <w:rPr>
-          <w:rFonts w:ascii="Georgia" w:cs="Georgia" w:eastAsia="Georgia" w:hAnsi="Georgia"/>
+          <w:rFonts w:ascii="Helvetica" w:cs="Helvetica" w:eastAsia="Helvetica" w:hAnsi="Helvetica"/>
           <w:color w:val="1A1A1A"/>
           <w:sz w:val="20"/>
           <w:szCs w:val="20"/>
@@ -2839,7 +2839,7 @@
       </w:pPr>
       <w:r>
         <w:rPr>
-          <w:rFonts w:ascii="Georgia" w:cs="Georgia" w:eastAsia="Georgia" w:hAnsi="Georgia"/>
+          <w:rFonts w:ascii="Helvetica" w:cs="Helvetica" w:eastAsia="Helvetica" w:hAnsi="Helvetica"/>
           <w:color w:val="1A1A1A"/>
           <w:sz w:val="20"/>
           <w:szCs w:val="20"/>
@@ -2853,7 +2853,7 @@
       </w:pPr>
       <w:r>
         <w:rPr>
-          <w:rFonts w:ascii="Georgia" w:cs="Georgia" w:eastAsia="Georgia" w:hAnsi="Georgia"/>
+          <w:rFonts w:ascii="Helvetica" w:cs="Helvetica" w:eastAsia="Helvetica" w:hAnsi="Helvetica"/>
           <w:b/>
           <w:bCs/>
           <w:color w:val="1A1A1A"/>
@@ -2864,7 +2864,7 @@
       </w:r>
       <w:r>
         <w:rPr>
-          <w:rFonts w:ascii="Georgia" w:cs="Georgia" w:eastAsia="Georgia" w:hAnsi="Georgia"/>
+          <w:rFonts w:ascii="Helvetica" w:cs="Helvetica" w:eastAsia="Helvetica" w:hAnsi="Helvetica"/>
           <w:color w:val="1A1A1A"/>
           <w:sz w:val="20"/>
           <w:szCs w:val="20"/>
@@ -2881,7 +2881,7 @@
       </w:pPr>
       <w:r>
         <w:rPr>
-          <w:rFonts w:ascii="Georgia" w:cs="Georgia" w:eastAsia="Georgia" w:hAnsi="Georgia"/>
+          <w:rFonts w:ascii="Helvetica" w:cs="Helvetica" w:eastAsia="Helvetica" w:hAnsi="Helvetica"/>
           <w:b/>
           <w:bCs/>
           <w:color w:val="444444"/>
@@ -2892,7 +2892,7 @@
       </w:r>
       <w:r>
         <w:rPr>
-          <w:rFonts w:ascii="Georgia" w:cs="Georgia" w:eastAsia="Georgia" w:hAnsi="Georgia"/>
+          <w:rFonts w:ascii="Helvetica" w:cs="Helvetica" w:eastAsia="Helvetica" w:hAnsi="Helvetica"/>
           <w:color w:val="444444"/>
           <w:sz w:val="20"/>
           <w:szCs w:val="20"/>
@@ -2907,7 +2907,7 @@
       </w:pPr>
       <w:r>
         <w:rPr>
-          <w:rFonts w:ascii="Avenir Next" w:cs="Avenir Next" w:eastAsia="Avenir Next" w:hAnsi="Avenir Next"/>
+          <w:rFonts w:ascii="Helvetica" w:cs="Helvetica" w:eastAsia="Helvetica" w:hAnsi="Helvetica"/>
           <w:b/>
           <w:bCs/>
           <w:color w:val="1A1A1A"/>
@@ -2924,7 +2924,7 @@
       </w:pPr>
       <w:r>
         <w:rPr>
-          <w:rFonts w:ascii="Georgia" w:cs="Georgia" w:eastAsia="Georgia" w:hAnsi="Georgia"/>
+          <w:rFonts w:ascii="Helvetica" w:cs="Helvetica" w:eastAsia="Helvetica" w:hAnsi="Helvetica"/>
           <w:color w:val="1A1A1A"/>
           <w:sz w:val="20"/>
           <w:szCs w:val="20"/>
@@ -2938,7 +2938,7 @@
       </w:pPr>
       <w:r>
         <w:rPr>
-          <w:rFonts w:ascii="Georgia" w:cs="Georgia" w:eastAsia="Georgia" w:hAnsi="Georgia"/>
+          <w:rFonts w:ascii="Helvetica" w:cs="Helvetica" w:eastAsia="Helvetica" w:hAnsi="Helvetica"/>
           <w:b/>
           <w:bCs/>
           <w:color w:val="1A1A1A"/>
@@ -2949,7 +2949,7 @@
       </w:r>
       <w:r>
         <w:rPr>
-          <w:rFonts w:ascii="Georgia" w:cs="Georgia" w:eastAsia="Georgia" w:hAnsi="Georgia"/>
+          <w:rFonts w:ascii="Helvetica" w:cs="Helvetica" w:eastAsia="Helvetica" w:hAnsi="Helvetica"/>
           <w:color w:val="1A1A1A"/>
           <w:sz w:val="20"/>
           <w:szCs w:val="20"/>
@@ -2966,7 +2966,7 @@
       </w:pPr>
       <w:r>
         <w:rPr>
-          <w:rFonts w:ascii="Georgia" w:cs="Georgia" w:eastAsia="Georgia" w:hAnsi="Georgia"/>
+          <w:rFonts w:ascii="Helvetica" w:cs="Helvetica" w:eastAsia="Helvetica" w:hAnsi="Helvetica"/>
           <w:b/>
           <w:bCs/>
           <w:color w:val="444444"/>
@@ -2977,7 +2977,7 @@
       </w:r>
       <w:r>
         <w:rPr>
-          <w:rFonts w:ascii="Georgia" w:cs="Georgia" w:eastAsia="Georgia" w:hAnsi="Georgia"/>
+          <w:rFonts w:ascii="Helvetica" w:cs="Helvetica" w:eastAsia="Helvetica" w:hAnsi="Helvetica"/>
           <w:color w:val="444444"/>
           <w:sz w:val="20"/>
           <w:szCs w:val="20"/>
@@ -3000,7 +3000,7 @@
       </w:pPr>
       <w:r>
         <w:rPr>
-          <w:rFonts w:ascii="Georgia" w:cs="Georgia" w:eastAsia="Georgia" w:hAnsi="Georgia"/>
+          <w:rFonts w:ascii="Helvetica" w:cs="Helvetica" w:eastAsia="Helvetica" w:hAnsi="Helvetica"/>
           <w:color w:val="1A1A1A"/>
           <w:sz w:val="20"/>
           <w:szCs w:val="20"/>
@@ -3019,7 +3019,7 @@
       </w:pPr>
       <w:r>
         <w:rPr>
-          <w:rFonts w:ascii="Georgia" w:cs="Georgia" w:eastAsia="Georgia" w:hAnsi="Georgia"/>
+          <w:rFonts w:ascii="Helvetica" w:cs="Helvetica" w:eastAsia="Helvetica" w:hAnsi="Helvetica"/>
           <w:b/>
           <w:bCs/>
           <w:color w:val="1A1A1A"/>
@@ -3030,7 +3030,7 @@
       </w:r>
       <w:r>
         <w:rPr>
-          <w:rFonts w:ascii="Georgia" w:cs="Georgia" w:eastAsia="Georgia" w:hAnsi="Georgia"/>
+          <w:rFonts w:ascii="Helvetica" w:cs="Helvetica" w:eastAsia="Helvetica" w:hAnsi="Helvetica"/>
           <w:color w:val="1A1A1A"/>
           <w:sz w:val="20"/>
           <w:szCs w:val="20"/>
@@ -3049,7 +3049,7 @@
       </w:pPr>
       <w:r>
         <w:rPr>
-          <w:rFonts w:ascii="Georgia" w:cs="Georgia" w:eastAsia="Georgia" w:hAnsi="Georgia"/>
+          <w:rFonts w:ascii="Helvetica" w:cs="Helvetica" w:eastAsia="Helvetica" w:hAnsi="Helvetica"/>
           <w:b/>
           <w:bCs/>
           <w:color w:val="1A1A1A"/>
@@ -3060,7 +3060,7 @@
       </w:r>
       <w:r>
         <w:rPr>
-          <w:rFonts w:ascii="Georgia" w:cs="Georgia" w:eastAsia="Georgia" w:hAnsi="Georgia"/>
+          <w:rFonts w:ascii="Helvetica" w:cs="Helvetica" w:eastAsia="Helvetica" w:hAnsi="Helvetica"/>
           <w:color w:val="1A1A1A"/>
           <w:sz w:val="20"/>
           <w:szCs w:val="20"/>
@@ -3126,7 +3126,7 @@
             </w:pPr>
             <w:r>
               <w:rPr>
-                <w:rFonts w:ascii="Avenir Next" w:cs="Avenir Next" w:eastAsia="Avenir Next" w:hAnsi="Avenir Next"/>
+                <w:rFonts w:ascii="Helvetica" w:cs="Helvetica" w:eastAsia="Helvetica" w:hAnsi="Helvetica"/>
                 <w:b/>
                 <w:bCs/>
                 <w:color w:val="333333"/>
@@ -3159,7 +3159,7 @@
             </w:pPr>
             <w:r>
               <w:rPr>
-                <w:rFonts w:ascii="Avenir Next" w:cs="Avenir Next" w:eastAsia="Avenir Next" w:hAnsi="Avenir Next"/>
+                <w:rFonts w:ascii="Helvetica" w:cs="Helvetica" w:eastAsia="Helvetica" w:hAnsi="Helvetica"/>
                 <w:b/>
                 <w:bCs/>
                 <w:color w:val="333333"/>
@@ -3192,7 +3192,7 @@
             </w:pPr>
             <w:r>
               <w:rPr>
-                <w:rFonts w:ascii="Avenir Next" w:cs="Avenir Next" w:eastAsia="Avenir Next" w:hAnsi="Avenir Next"/>
+                <w:rFonts w:ascii="Helvetica" w:cs="Helvetica" w:eastAsia="Helvetica" w:hAnsi="Helvetica"/>
                 <w:b/>
                 <w:bCs/>
                 <w:color w:val="333333"/>
@@ -3230,7 +3230,7 @@
             </w:pPr>
             <w:r>
               <w:rPr>
-                <w:rFonts w:ascii="Avenir Next" w:cs="Avenir Next" w:eastAsia="Avenir Next" w:hAnsi="Avenir Next"/>
+                <w:rFonts w:ascii="Helvetica" w:cs="Helvetica" w:eastAsia="Helvetica" w:hAnsi="Helvetica"/>
                 <w:color w:val="1A1A1A"/>
                 <w:sz w:val="16"/>
                 <w:szCs w:val="16"/>
@@ -3261,7 +3261,7 @@
             </w:pPr>
             <w:r>
               <w:rPr>
-                <w:rFonts w:ascii="Avenir Next" w:cs="Avenir Next" w:eastAsia="Avenir Next" w:hAnsi="Avenir Next"/>
+                <w:rFonts w:ascii="Helvetica" w:cs="Helvetica" w:eastAsia="Helvetica" w:hAnsi="Helvetica"/>
                 <w:color w:val="1A1A1A"/>
                 <w:sz w:val="16"/>
                 <w:szCs w:val="16"/>
@@ -3292,7 +3292,7 @@
             </w:pPr>
             <w:r>
               <w:rPr>
-                <w:rFonts w:ascii="Avenir Next" w:cs="Avenir Next" w:eastAsia="Avenir Next" w:hAnsi="Avenir Next"/>
+                <w:rFonts w:ascii="Helvetica" w:cs="Helvetica" w:eastAsia="Helvetica" w:hAnsi="Helvetica"/>
                 <w:color w:val="1A1A1A"/>
                 <w:sz w:val="16"/>
                 <w:szCs w:val="16"/>
@@ -3328,7 +3328,7 @@
             </w:pPr>
             <w:r>
               <w:rPr>
-                <w:rFonts w:ascii="Avenir Next" w:cs="Avenir Next" w:eastAsia="Avenir Next" w:hAnsi="Avenir Next"/>
+                <w:rFonts w:ascii="Helvetica" w:cs="Helvetica" w:eastAsia="Helvetica" w:hAnsi="Helvetica"/>
                 <w:color w:val="1A1A1A"/>
                 <w:sz w:val="16"/>
                 <w:szCs w:val="16"/>
@@ -3359,7 +3359,7 @@
             </w:pPr>
             <w:r>
               <w:rPr>
-                <w:rFonts w:ascii="Avenir Next" w:cs="Avenir Next" w:eastAsia="Avenir Next" w:hAnsi="Avenir Next"/>
+                <w:rFonts w:ascii="Helvetica" w:cs="Helvetica" w:eastAsia="Helvetica" w:hAnsi="Helvetica"/>
                 <w:color w:val="1A1A1A"/>
                 <w:sz w:val="16"/>
                 <w:szCs w:val="16"/>
@@ -3390,7 +3390,7 @@
             </w:pPr>
             <w:r>
               <w:rPr>
-                <w:rFonts w:ascii="Avenir Next" w:cs="Avenir Next" w:eastAsia="Avenir Next" w:hAnsi="Avenir Next"/>
+                <w:rFonts w:ascii="Helvetica" w:cs="Helvetica" w:eastAsia="Helvetica" w:hAnsi="Helvetica"/>
                 <w:color w:val="1A1A1A"/>
                 <w:sz w:val="16"/>
                 <w:szCs w:val="16"/>
@@ -3426,7 +3426,7 @@
             </w:pPr>
             <w:r>
               <w:rPr>
-                <w:rFonts w:ascii="Avenir Next" w:cs="Avenir Next" w:eastAsia="Avenir Next" w:hAnsi="Avenir Next"/>
+                <w:rFonts w:ascii="Helvetica" w:cs="Helvetica" w:eastAsia="Helvetica" w:hAnsi="Helvetica"/>
                 <w:color w:val="1A1A1A"/>
                 <w:sz w:val="16"/>
                 <w:szCs w:val="16"/>
@@ -3457,7 +3457,7 @@
             </w:pPr>
             <w:r>
               <w:rPr>
-                <w:rFonts w:ascii="Avenir Next" w:cs="Avenir Next" w:eastAsia="Avenir Next" w:hAnsi="Avenir Next"/>
+                <w:rFonts w:ascii="Helvetica" w:cs="Helvetica" w:eastAsia="Helvetica" w:hAnsi="Helvetica"/>
                 <w:color w:val="1A1A1A"/>
                 <w:sz w:val="16"/>
                 <w:szCs w:val="16"/>
@@ -3488,7 +3488,7 @@
             </w:pPr>
             <w:r>
               <w:rPr>
-                <w:rFonts w:ascii="Avenir Next" w:cs="Avenir Next" w:eastAsia="Avenir Next" w:hAnsi="Avenir Next"/>
+                <w:rFonts w:ascii="Helvetica" w:cs="Helvetica" w:eastAsia="Helvetica" w:hAnsi="Helvetica"/>
                 <w:color w:val="1A1A1A"/>
                 <w:sz w:val="16"/>
                 <w:szCs w:val="16"/>
@@ -3524,7 +3524,7 @@
             </w:pPr>
             <w:r>
               <w:rPr>
-                <w:rFonts w:ascii="Avenir Next" w:cs="Avenir Next" w:eastAsia="Avenir Next" w:hAnsi="Avenir Next"/>
+                <w:rFonts w:ascii="Helvetica" w:cs="Helvetica" w:eastAsia="Helvetica" w:hAnsi="Helvetica"/>
                 <w:color w:val="1A1A1A"/>
                 <w:sz w:val="16"/>
                 <w:szCs w:val="16"/>
@@ -3555,7 +3555,7 @@
             </w:pPr>
             <w:r>
               <w:rPr>
-                <w:rFonts w:ascii="Avenir Next" w:cs="Avenir Next" w:eastAsia="Avenir Next" w:hAnsi="Avenir Next"/>
+                <w:rFonts w:ascii="Helvetica" w:cs="Helvetica" w:eastAsia="Helvetica" w:hAnsi="Helvetica"/>
                 <w:color w:val="1A1A1A"/>
                 <w:sz w:val="16"/>
                 <w:szCs w:val="16"/>
@@ -3586,7 +3586,7 @@
             </w:pPr>
             <w:r>
               <w:rPr>
-                <w:rFonts w:ascii="Avenir Next" w:cs="Avenir Next" w:eastAsia="Avenir Next" w:hAnsi="Avenir Next"/>
+                <w:rFonts w:ascii="Helvetica" w:cs="Helvetica" w:eastAsia="Helvetica" w:hAnsi="Helvetica"/>
                 <w:color w:val="1A1A1A"/>
                 <w:sz w:val="16"/>
                 <w:szCs w:val="16"/>
@@ -3622,7 +3622,7 @@
             </w:pPr>
             <w:r>
               <w:rPr>
-                <w:rFonts w:ascii="Avenir Next" w:cs="Avenir Next" w:eastAsia="Avenir Next" w:hAnsi="Avenir Next"/>
+                <w:rFonts w:ascii="Helvetica" w:cs="Helvetica" w:eastAsia="Helvetica" w:hAnsi="Helvetica"/>
                 <w:color w:val="1A1A1A"/>
                 <w:sz w:val="16"/>
                 <w:szCs w:val="16"/>
@@ -3653,7 +3653,7 @@
             </w:pPr>
             <w:r>
               <w:rPr>
-                <w:rFonts w:ascii="Avenir Next" w:cs="Avenir Next" w:eastAsia="Avenir Next" w:hAnsi="Avenir Next"/>
+                <w:rFonts w:ascii="Helvetica" w:cs="Helvetica" w:eastAsia="Helvetica" w:hAnsi="Helvetica"/>
                 <w:color w:val="1A1A1A"/>
                 <w:sz w:val="16"/>
                 <w:szCs w:val="16"/>
@@ -3684,7 +3684,7 @@
             </w:pPr>
             <w:r>
               <w:rPr>
-                <w:rFonts w:ascii="Avenir Next" w:cs="Avenir Next" w:eastAsia="Avenir Next" w:hAnsi="Avenir Next"/>
+                <w:rFonts w:ascii="Helvetica" w:cs="Helvetica" w:eastAsia="Helvetica" w:hAnsi="Helvetica"/>
                 <w:color w:val="1A1A1A"/>
                 <w:sz w:val="16"/>
                 <w:szCs w:val="16"/>
@@ -3720,7 +3720,7 @@
       </w:pPr>
       <w:r>
         <w:rPr>
-          <w:rFonts w:ascii="Georgia" w:cs="Georgia" w:eastAsia="Georgia" w:hAnsi="Georgia"/>
+          <w:rFonts w:ascii="Helvetica" w:cs="Helvetica" w:eastAsia="Helvetica" w:hAnsi="Helvetica"/>
           <w:b/>
           <w:bCs/>
           <w:color w:val="1A1A1A"/>
@@ -3731,7 +3731,7 @@
       </w:r>
       <w:r>
         <w:rPr>
-          <w:rFonts w:ascii="Georgia" w:cs="Georgia" w:eastAsia="Georgia" w:hAnsi="Georgia"/>
+          <w:rFonts w:ascii="Helvetica" w:cs="Helvetica" w:eastAsia="Helvetica" w:hAnsi="Helvetica"/>
           <w:color w:val="1A1A1A"/>
           <w:sz w:val="20"/>
           <w:szCs w:val="20"/>
@@ -3750,7 +3750,7 @@
       </w:pPr>
       <w:r>
         <w:rPr>
-          <w:rFonts w:ascii="Georgia" w:cs="Georgia" w:eastAsia="Georgia" w:hAnsi="Georgia"/>
+          <w:rFonts w:ascii="Helvetica" w:cs="Helvetica" w:eastAsia="Helvetica" w:hAnsi="Helvetica"/>
           <w:b/>
           <w:bCs/>
           <w:color w:val="1A1A1A"/>
@@ -3761,7 +3761,7 @@
       </w:r>
       <w:r>
         <w:rPr>
-          <w:rFonts w:ascii="Georgia" w:cs="Georgia" w:eastAsia="Georgia" w:hAnsi="Georgia"/>
+          <w:rFonts w:ascii="Helvetica" w:cs="Helvetica" w:eastAsia="Helvetica" w:hAnsi="Helvetica"/>
           <w:color w:val="1A1A1A"/>
           <w:sz w:val="20"/>
           <w:szCs w:val="20"/>
@@ -3780,7 +3780,7 @@
       </w:pPr>
       <w:r>
         <w:rPr>
-          <w:rFonts w:ascii="Georgia" w:cs="Georgia" w:eastAsia="Georgia" w:hAnsi="Georgia"/>
+          <w:rFonts w:ascii="Helvetica" w:cs="Helvetica" w:eastAsia="Helvetica" w:hAnsi="Helvetica"/>
           <w:b/>
           <w:bCs/>
           <w:color w:val="1A1A1A"/>
@@ -3791,7 +3791,7 @@
       </w:r>
       <w:r>
         <w:rPr>
-          <w:rFonts w:ascii="Georgia" w:cs="Georgia" w:eastAsia="Georgia" w:hAnsi="Georgia"/>
+          <w:rFonts w:ascii="Helvetica" w:cs="Helvetica" w:eastAsia="Helvetica" w:hAnsi="Helvetica"/>
           <w:color w:val="1A1A1A"/>
           <w:sz w:val="20"/>
           <w:szCs w:val="20"/>
@@ -3810,7 +3810,7 @@
       </w:pPr>
       <w:r>
         <w:rPr>
-          <w:rFonts w:ascii="Georgia" w:cs="Georgia" w:eastAsia="Georgia" w:hAnsi="Georgia"/>
+          <w:rFonts w:ascii="Helvetica" w:cs="Helvetica" w:eastAsia="Helvetica" w:hAnsi="Helvetica"/>
           <w:b/>
           <w:bCs/>
           <w:color w:val="1A1A1A"/>
@@ -3821,7 +3821,7 @@
       </w:r>
       <w:r>
         <w:rPr>
-          <w:rFonts w:ascii="Georgia" w:cs="Georgia" w:eastAsia="Georgia" w:hAnsi="Georgia"/>
+          <w:rFonts w:ascii="Helvetica" w:cs="Helvetica" w:eastAsia="Helvetica" w:hAnsi="Helvetica"/>
           <w:color w:val="1A1A1A"/>
           <w:sz w:val="20"/>
           <w:szCs w:val="20"/>
@@ -3840,7 +3840,7 @@
       </w:pPr>
       <w:r>
         <w:rPr>
-          <w:rFonts w:ascii="Georgia" w:cs="Georgia" w:eastAsia="Georgia" w:hAnsi="Georgia"/>
+          <w:rFonts w:ascii="Helvetica" w:cs="Helvetica" w:eastAsia="Helvetica" w:hAnsi="Helvetica"/>
           <w:b/>
           <w:bCs/>
           <w:color w:val="1A1A1A"/>
@@ -3851,12 +3851,12 @@
       </w:r>
       <w:r>
         <w:rPr>
-          <w:rFonts w:ascii="Georgia" w:cs="Georgia" w:eastAsia="Georgia" w:hAnsi="Georgia"/>
-          <w:color w:val="1A1A1A"/>
-          <w:sz w:val="20"/>
-          <w:szCs w:val="20"/>
-        </w:rPr>
-        <w:t xml:space="preserve"> und keine Zahl, die nicht in der Belegt-Liste des Leitfadens steht.</w:t>
+          <w:rFonts w:ascii="Helvetica" w:cs="Helvetica" w:eastAsia="Helvetica" w:hAnsi="Helvetica"/>
+          <w:color w:val="1A1A1A"/>
+          <w:sz w:val="20"/>
+          <w:szCs w:val="20"/>
+        </w:rPr>
+        <w:t xml:space="preserve"> und keine Zahl, die nicht in der Belegt-Liste des Leitfadens steht. Rechenbeispiele wie „15 € je Text“ nur als Beispiel formuliert.</w:t>
       </w:r>
     </w:p>
     <w:sectPr>
@@ -3921,7 +3921,7 @@
     </w:pPr>
     <w:r>
       <w:rPr>
-        <w:rFonts w:ascii="Avenir Next" w:cs="Avenir Next" w:eastAsia="Avenir Next" w:hAnsi="Avenir Next"/>
+        <w:rFonts w:ascii="Helvetica" w:cs="Helvetica" w:eastAsia="Helvetica" w:hAnsi="Helvetica"/>
         <w:color w:val="6B6B6B"/>
         <w:sz w:val="15"/>
         <w:szCs w:val="15"/>
@@ -4096,7 +4096,7 @@
   <w:docDefaults>
     <w:rPrDefault>
       <w:rPr>
-        <w:rFonts w:ascii="Georgia" w:cs="Georgia" w:eastAsia="Georgia" w:hAnsi="Georgia"/>
+        <w:rFonts w:ascii="Helvetica" w:cs="Helvetica" w:eastAsia="Helvetica" w:hAnsi="Helvetica"/>
         <w:color w:val="1A1A1A"/>
         <w:sz w:val="20"/>
         <w:szCs w:val="20"/>
@@ -4285,7 +4285,7 @@
       <w:outlineLvl w:val="0"/>
     </w:pPr>
     <w:rPr>
-      <w:rFonts w:ascii="Avenir Next" w:cs="Avenir Next" w:eastAsia="Avenir Next" w:hAnsi="Avenir Next"/>
+      <w:rFonts w:ascii="Helvetica" w:cs="Helvetica" w:eastAsia="Helvetica" w:hAnsi="Helvetica"/>
       <w:b/>
       <w:bCs/>
       <w:color w:val="1A1A1A"/>
@@ -4303,7 +4303,7 @@
       <w:outlineLvl w:val="1"/>
     </w:pPr>
     <w:rPr>
-      <w:rFonts w:ascii="Avenir Next" w:cs="Avenir Next" w:eastAsia="Avenir Next" w:hAnsi="Avenir Next"/>
+      <w:rFonts w:ascii="Helvetica" w:cs="Helvetica" w:eastAsia="Helvetica" w:hAnsi="Helvetica"/>
       <w:b/>
       <w:bCs/>
       <w:color w:val="1A1A1A"/>
@@ -4318,7 +4318,7 @@
       <w:spacing w:after="20" w:before="100"/>
     </w:pPr>
     <w:rPr>
-      <w:rFonts w:ascii="Avenir Next" w:cs="Avenir Next" w:eastAsia="Avenir Next" w:hAnsi="Avenir Next"/>
+      <w:rFonts w:ascii="Helvetica" w:cs="Helvetica" w:eastAsia="Helvetica" w:hAnsi="Helvetica"/>
       <w:b/>
       <w:bCs/>
       <w:sz w:val="18"/>
@@ -4333,7 +4333,7 @@
       <w:ind w:left="360"/>
     </w:pPr>
     <w:rPr>
-      <w:rFonts w:ascii="Avenir Next" w:cs="Avenir Next" w:eastAsia="Avenir Next" w:hAnsi="Avenir Next"/>
+      <w:rFonts w:ascii="Helvetica" w:cs="Helvetica" w:eastAsia="Helvetica" w:hAnsi="Helvetica"/>
       <w:sz w:val="17"/>
       <w:szCs w:val="17"/>
     </w:rPr>

--- a/reports/2026-10-28_GEO/Was_Leon_tun_soll.docx
+++ b/reports/2026-10-28_GEO/Was_Leon_tun_soll.docx
@@ -99,7 +99,7 @@
           <w:sz w:val="18"/>
           <w:szCs w:val="18"/>
         </w:rPr>
-        <w:t xml:space="preserve">Grundlage: GEO-Audit (Teil 1) und GEO-Maßnahmenplan (Teil 2) vom 28. Oktober. Die Nummern L1 bis L16 und E1 bis E4 sind dort dieselben. Textvorschläge in diesem Blatt sind Vorschläge; den Wortlaut gibt Massi frei.</w:t>
+        <w:t xml:space="preserve">Grundlage: GEO-Audit (Teil 1) und GEO-Maßnahmenplan (Teil 2) vom 28. Oktober. Die Nummern L1 bis L16 und E1 bis E5 sind dort dieselben. Textvorschläge in diesem Blatt sind Vorschläge; den Wortlaut gibt Massi frei.</w:t>
       </w:r>
     </w:p>
     <w:p>
@@ -122,7 +122,7 @@
           <w:sz w:val="20"/>
           <w:szCs w:val="20"/>
         </w:rPr>
-        <w:t xml:space="preserve">Vier Entscheidungen, gemeinsam mit Massi. L1, L4, L14 und die Wächter-Seite warten darauf.</w:t>
+        <w:t xml:space="preserve">Fünf Entscheidungen, gemeinsam mit Massi. L1, L4, L14 und die Wächter-Seite warten darauf.</w:t>
       </w:r>
     </w:p>
     <w:tbl>
@@ -405,7 +405,7 @@
                 <w:sz w:val="15"/>
                 <w:szCs w:val="15"/>
               </w:rPr>
-              <w:t xml:space="preserve">Ohne Freigabe darf Gemini die Website nicht für Antworten nutzen: heute 0 von 15 Nennungen, Einordnung als FinTech. Preis: Google darf die Texte auch fürs Training nutzen. Die Sperre für GPTBot, ClaudeBot, CCBot und Applebot-Extended bleibt.</w:t>
+              <w:t xml:space="preserve">Ohne Freigabe darf Gemini die Website nicht für Antworten nutzen: heute 0 von 15 Nennungen, Einordnung als FinTech. Preis: Google darf die Texte auch fürs Training nutzen.</w:t>
             </w:r>
           </w:p>
         </w:tc>
@@ -797,6 +797,135 @@
           </w:p>
         </w:tc>
       </w:tr>
+      <w:tr>
+        <w:trPr>
+          <w:cantSplit/>
+        </w:trPr>
+        <w:tc>
+          <w:tcPr>
+            <w:tcW w:type="dxa" w:w="558"/>
+            <w:tcBorders>
+              <w:top w:val="none" w:color="FFFFFF" w:sz="0"/>
+              <w:left w:val="none" w:color="FFFFFF" w:sz="0"/>
+              <w:bottom w:val="single" w:color="D6D6D6" w:sz="4"/>
+              <w:right w:val="none" w:color="FFFFFF" w:sz="0"/>
+            </w:tcBorders>
+            <w:tcMar>
+              <w:top w:type="dxa" w:w="60"/>
+              <w:left w:type="dxa" w:w="80"/>
+              <w:bottom w:type="dxa" w:w="60"/>
+              <w:right w:type="dxa" w:w="80"/>
+            </w:tcMar>
+          </w:tcPr>
+          <w:p>
+            <w:pPr>
+              <w:spacing w:after="0" w:line="250"/>
+            </w:pPr>
+            <w:r>
+              <w:rPr>
+                <w:rFonts w:ascii="Helvetica" w:cs="Helvetica" w:eastAsia="Helvetica" w:hAnsi="Helvetica"/>
+                <w:color w:val="1A1A1A"/>
+                <w:sz w:val="15"/>
+                <w:szCs w:val="15"/>
+              </w:rPr>
+              <w:t xml:space="preserve">E5</w:t>
+            </w:r>
+          </w:p>
+        </w:tc>
+        <w:tc>
+          <w:tcPr>
+            <w:tcW w:type="dxa" w:w="1861"/>
+            <w:tcBorders>
+              <w:top w:val="none" w:color="FFFFFF" w:sz="0"/>
+              <w:left w:val="none" w:color="FFFFFF" w:sz="0"/>
+              <w:bottom w:val="single" w:color="D6D6D6" w:sz="4"/>
+              <w:right w:val="none" w:color="FFFFFF" w:sz="0"/>
+            </w:tcBorders>
+            <w:tcMar>
+              <w:top w:type="dxa" w:w="60"/>
+              <w:left w:type="dxa" w:w="80"/>
+              <w:bottom w:type="dxa" w:w="60"/>
+              <w:right w:type="dxa" w:w="80"/>
+            </w:tcMar>
+          </w:tcPr>
+          <w:p>
+            <w:pPr>
+              <w:spacing w:after="0" w:line="250"/>
+            </w:pPr>
+            <w:r>
+              <w:rPr>
+                <w:rFonts w:ascii="Helvetica" w:cs="Helvetica" w:eastAsia="Helvetica" w:hAnsi="Helvetica"/>
+                <w:color w:val="1A1A1A"/>
+                <w:sz w:val="15"/>
+                <w:szCs w:val="15"/>
+              </w:rPr>
+              <w:t xml:space="preserve">Trainingssperre für GPTBot, ClaudeBot, CCBot, Applebot-Extended aufheben?</w:t>
+            </w:r>
+          </w:p>
+        </w:tc>
+        <w:tc>
+          <w:tcPr>
+            <w:tcW w:type="dxa" w:w="3164"/>
+            <w:tcBorders>
+              <w:top w:val="none" w:color="FFFFFF" w:sz="0"/>
+              <w:left w:val="none" w:color="FFFFFF" w:sz="0"/>
+              <w:bottom w:val="single" w:color="D6D6D6" w:sz="4"/>
+              <w:right w:val="none" w:color="FFFFFF" w:sz="0"/>
+            </w:tcBorders>
+            <w:tcMar>
+              <w:top w:type="dxa" w:w="60"/>
+              <w:left w:type="dxa" w:w="80"/>
+              <w:bottom w:type="dxa" w:w="60"/>
+              <w:right w:type="dxa" w:w="80"/>
+            </w:tcMar>
+          </w:tcPr>
+          <w:p>
+            <w:pPr>
+              <w:spacing w:after="0" w:line="250"/>
+            </w:pPr>
+            <w:r>
+              <w:rPr>
+                <w:rFonts w:ascii="Helvetica" w:cs="Helvetica" w:eastAsia="Helvetica" w:hAnsi="Helvetica"/>
+                <w:color w:val="1A1A1A"/>
+                <w:sz w:val="15"/>
+                <w:szCs w:val="15"/>
+              </w:rPr>
+              <w:t xml:space="preserve">Ja, für die öffentlichen Seiten. /api/, /admin/, /dashboard/ bleiben gesperrt.</w:t>
+            </w:r>
+          </w:p>
+        </w:tc>
+        <w:tc>
+          <w:tcPr>
+            <w:tcW w:type="dxa" w:w="3723"/>
+            <w:tcBorders>
+              <w:top w:val="none" w:color="FFFFFF" w:sz="0"/>
+              <w:left w:val="none" w:color="FFFFFF" w:sz="0"/>
+              <w:bottom w:val="single" w:color="D6D6D6" w:sz="4"/>
+              <w:right w:val="none" w:color="FFFFFF" w:sz="0"/>
+            </w:tcBorders>
+            <w:tcMar>
+              <w:top w:type="dxa" w:w="60"/>
+              <w:left w:type="dxa" w:w="80"/>
+              <w:bottom w:type="dxa" w:w="60"/>
+              <w:right w:type="dxa" w:w="80"/>
+            </w:tcMar>
+          </w:tcPr>
+          <w:p>
+            <w:pPr>
+              <w:spacing w:after="0" w:line="250"/>
+            </w:pPr>
+            <w:r>
+              <w:rPr>
+                <w:rFonts w:ascii="Helvetica" w:cs="Helvetica" w:eastAsia="Helvetica" w:hAnsi="Helvetica"/>
+                <w:color w:val="1A1A1A"/>
+                <w:sz w:val="15"/>
+                <w:szCs w:val="15"/>
+              </w:rPr>
+              <w:t xml:space="preserve">Die Sperre kostet keine Zitate, hält uns aber aus den Trainingsdaten heraus; ein Modell kennt uns dann nur bei Websuche. Öffentlich stehen Marketingtexte, die sich verbreiten sollen. Effekt nicht belegt, kommt frühestens mit der nächsten Modellgeneration; gesammelte Daten lassen sich nicht zurückholen.</w:t>
+            </w:r>
+          </w:p>
+        </w:tc>
+      </w:tr>
     </w:tbl>
     <w:p>
       <w:pPr>
@@ -826,7 +955,7 @@
           <w:sz w:val="19"/>
           <w:szCs w:val="19"/>
         </w:rPr>
-        <w:t xml:space="preserve">L1  robots.txt: Gemini und DuckDuckGo hereinlassen (nach E1)</w:t>
+        <w:t xml:space="preserve">L1  robots.txt: KI-Crawler hereinlassen (nach E1 und E5)</w:t>
       </w:r>
     </w:p>
     <w:p>
@@ -841,7 +970,40 @@
           <w:sz w:val="20"/>
           <w:szCs w:val="20"/>
         </w:rPr>
-        <w:t xml:space="preserve">Google-Extended und DuckAssistBot aus der Disallow-Liste nehmen und ausdrücklich erlauben. GPTBot, ClaudeBot, CCBot, Applebot-Extended und den § 44b-Vorbehalt unverändert lassen.</w:t>
+        <w:t xml:space="preserve">Google-Extended, DuckAssistBot und, nach E5, GPTBot, ClaudeBot, CCBot und Applebot-Extended aus der Disallow-Liste nehmen und in einer Gruppe erlauben. Den § 44b-Vorbehalt für diese Crawler streichen.</w:t>
+      </w:r>
+    </w:p>
+    <w:p>
+      <w:pPr>
+        <w:keepNext/>
+        <w:spacing w:after="60" w:line="290"/>
+      </w:pPr>
+      <w:r>
+        <w:rPr>
+          <w:rFonts w:ascii="Helvetica" w:cs="Helvetica" w:eastAsia="Helvetica" w:hAnsi="Helvetica"/>
+          <w:color w:val="1A1A1A"/>
+          <w:sz w:val="20"/>
+          <w:szCs w:val="20"/>
+        </w:rPr>
+        <w:t xml:space="preserve">Wichtig: Ein Crawler mit eigener Gruppe liest die Regeln unter </w:t>
+      </w:r>
+      <w:r>
+        <w:rPr>
+          <w:rFonts w:ascii="Courier New" w:cs="Courier New" w:eastAsia="Courier New" w:hAnsi="Courier New"/>
+          <w:color w:val="1A1A1A"/>
+          <w:sz w:val="18"/>
+          <w:szCs w:val="18"/>
+        </w:rPr>
+        <w:t xml:space="preserve">User-agent: *</w:t>
+      </w:r>
+      <w:r>
+        <w:rPr>
+          <w:rFonts w:ascii="Helvetica" w:cs="Helvetica" w:eastAsia="Helvetica" w:hAnsi="Helvetica"/>
+          <w:color w:val="1A1A1A"/>
+          <w:sz w:val="20"/>
+          <w:szCs w:val="20"/>
+        </w:rPr>
+        <w:t xml:space="preserve"> nicht mehr. Die Sperren für /api/, /admin/ und /dashboard/ deshalb in der Gruppe wiederholen. Lautet E5 „nein“, nur Google-Extended und DuckAssistBot in die Gruppe aufnehmen.</w:t>
       </w:r>
     </w:p>
     <w:p>
@@ -859,7 +1021,7 @@
           <w:sz w:val="16"/>
           <w:szCs w:val="16"/>
         </w:rPr>
-        <w:t xml:space="preserve">User-agent: Google-Extended</w:t>
+        <w:t xml:space="preserve"># KI-Antworten und Training erlauben (E1, E5)</w:t>
       </w:r>
     </w:p>
     <w:p>
@@ -877,7 +1039,7 @@
           <w:sz w:val="16"/>
           <w:szCs w:val="16"/>
         </w:rPr>
-        <w:t xml:space="preserve">Allow: /</w:t>
+        <w:t xml:space="preserve">User-agent: Google-Extended</w:t>
       </w:r>
     </w:p>
     <w:p>
@@ -895,7 +1057,7 @@
           <w:sz w:val="16"/>
           <w:szCs w:val="16"/>
         </w:rPr>
-        <w:t xml:space="preserve"> </w:t>
+        <w:t xml:space="preserve">User-agent: DuckAssistBot</w:t>
       </w:r>
     </w:p>
     <w:p>
@@ -913,7 +1075,115 @@
           <w:sz w:val="16"/>
           <w:szCs w:val="16"/>
         </w:rPr>
-        <w:t xml:space="preserve">User-agent: DuckAssistBot</w:t>
+        <w:t xml:space="preserve">User-agent: GPTBot</w:t>
+      </w:r>
+    </w:p>
+    <w:p>
+      <w:pPr>
+        <w:keepNext/>
+        <w:keepLines/>
+        <w:shd w:fill="F3F3F1" w:color="auto" w:val="clear"/>
+        <w:spacing w:after="0" w:line="260"/>
+        <w:ind w:left="120" w:right="120"/>
+      </w:pPr>
+      <w:r>
+        <w:rPr>
+          <w:rFonts w:ascii="Courier New" w:cs="Courier New" w:eastAsia="Courier New" w:hAnsi="Courier New"/>
+          <w:color w:val="1A1A1A"/>
+          <w:sz w:val="16"/>
+          <w:szCs w:val="16"/>
+        </w:rPr>
+        <w:t xml:space="preserve">User-agent: ClaudeBot</w:t>
+      </w:r>
+    </w:p>
+    <w:p>
+      <w:pPr>
+        <w:keepNext/>
+        <w:keepLines/>
+        <w:shd w:fill="F3F3F1" w:color="auto" w:val="clear"/>
+        <w:spacing w:after="0" w:line="260"/>
+        <w:ind w:left="120" w:right="120"/>
+      </w:pPr>
+      <w:r>
+        <w:rPr>
+          <w:rFonts w:ascii="Courier New" w:cs="Courier New" w:eastAsia="Courier New" w:hAnsi="Courier New"/>
+          <w:color w:val="1A1A1A"/>
+          <w:sz w:val="16"/>
+          <w:szCs w:val="16"/>
+        </w:rPr>
+        <w:t xml:space="preserve">User-agent: CCBot</w:t>
+      </w:r>
+    </w:p>
+    <w:p>
+      <w:pPr>
+        <w:keepNext/>
+        <w:keepLines/>
+        <w:shd w:fill="F3F3F1" w:color="auto" w:val="clear"/>
+        <w:spacing w:after="0" w:line="260"/>
+        <w:ind w:left="120" w:right="120"/>
+      </w:pPr>
+      <w:r>
+        <w:rPr>
+          <w:rFonts w:ascii="Courier New" w:cs="Courier New" w:eastAsia="Courier New" w:hAnsi="Courier New"/>
+          <w:color w:val="1A1A1A"/>
+          <w:sz w:val="16"/>
+          <w:szCs w:val="16"/>
+        </w:rPr>
+        <w:t xml:space="preserve">User-agent: Applebot-Extended</w:t>
+      </w:r>
+    </w:p>
+    <w:p>
+      <w:pPr>
+        <w:keepNext/>
+        <w:keepLines/>
+        <w:shd w:fill="F3F3F1" w:color="auto" w:val="clear"/>
+        <w:spacing w:after="0" w:line="260"/>
+        <w:ind w:left="120" w:right="120"/>
+      </w:pPr>
+      <w:r>
+        <w:rPr>
+          <w:rFonts w:ascii="Courier New" w:cs="Courier New" w:eastAsia="Courier New" w:hAnsi="Courier New"/>
+          <w:color w:val="1A1A1A"/>
+          <w:sz w:val="16"/>
+          <w:szCs w:val="16"/>
+        </w:rPr>
+        <w:t xml:space="preserve">Allow: /</w:t>
+      </w:r>
+    </w:p>
+    <w:p>
+      <w:pPr>
+        <w:keepNext/>
+        <w:keepLines/>
+        <w:shd w:fill="F3F3F1" w:color="auto" w:val="clear"/>
+        <w:spacing w:after="0" w:line="260"/>
+        <w:ind w:left="120" w:right="120"/>
+      </w:pPr>
+      <w:r>
+        <w:rPr>
+          <w:rFonts w:ascii="Courier New" w:cs="Courier New" w:eastAsia="Courier New" w:hAnsi="Courier New"/>
+          <w:color w:val="1A1A1A"/>
+          <w:sz w:val="16"/>
+          <w:szCs w:val="16"/>
+        </w:rPr>
+        <w:t xml:space="preserve">Disallow: /api/</w:t>
+      </w:r>
+    </w:p>
+    <w:p>
+      <w:pPr>
+        <w:keepNext/>
+        <w:keepLines/>
+        <w:shd w:fill="F3F3F1" w:color="auto" w:val="clear"/>
+        <w:spacing w:after="0" w:line="260"/>
+        <w:ind w:left="120" w:right="120"/>
+      </w:pPr>
+      <w:r>
+        <w:rPr>
+          <w:rFonts w:ascii="Courier New" w:cs="Courier New" w:eastAsia="Courier New" w:hAnsi="Courier New"/>
+          <w:color w:val="1A1A1A"/>
+          <w:sz w:val="16"/>
+          <w:szCs w:val="16"/>
+        </w:rPr>
+        <w:t xml:space="preserve">Disallow: /admin/</w:t>
       </w:r>
     </w:p>
     <w:p>
@@ -931,7 +1201,7 @@
           <w:sz w:val="16"/>
           <w:szCs w:val="16"/>
         </w:rPr>
-        <w:t xml:space="preserve">Allow: /</w:t>
+        <w:t xml:space="preserve">Disallow: /dashboard/</w:t>
       </w:r>
     </w:p>
     <w:p>
@@ -956,7 +1226,7 @@
           <w:sz w:val="20"/>
           <w:szCs w:val="20"/>
         </w:rPr>
-        <w:t xml:space="preserve"> Beide Zugänge liefern Antworten an Nutzer. Gesperrt kosten sie Sichtbarkeit, ohne Trainingsdaten zu schützen. Gemini hält „PageCompliance“ heute für einen Gattungsbegriff.</w:t>
+        <w:t xml:space="preserve"> Google-Extended und DuckAssistBot liefern Antworten an Nutzer; gesperrt kosten sie Sichtbarkeit. Gemini hält „PageCompliance“ heute für einen Gattungsbegriff. Die vier Trainingscrawler bringen die öffentlichen Texte in die Trainingsdaten der großen Modelle, damit diese die Marke auch ohne Websuche kennen.</w:t>
       </w:r>
     </w:p>
     <w:p>
@@ -984,7 +1254,7 @@
           <w:sz w:val="20"/>
           <w:szCs w:val="20"/>
         </w:rPr>
-        <w:t xml:space="preserve"> die robots.txt zeigt beide Einträge mit Allow; die Trainingssperren stehen weiter drin.</w:t>
+        <w:t xml:space="preserve"> die robots.txt zeigt die Gruppe mit Allow und den drei Disallow-Zeilen; Meta-ExternalFetcher und alle anderen Regeln bleiben unverändert.</w:t>
       </w:r>
     </w:p>
     <w:p>

--- a/reports/2026-10-28_GEO/Was_Leon_tun_soll.docx
+++ b/reports/2026-10-28_GEO/Was_Leon_tun_soll.docx
@@ -80,7 +80,7 @@
           <w:sz w:val="20"/>
           <w:szCs w:val="20"/>
         </w:rPr>
-        <w:t xml:space="preserve">Das neue Pricing braucht Reichweite: Praxen, Heilberufe und Hersteller sollen über die Website kommen und kostenlos prüfen. Heute sperrt die Website Gemini aus, erzählt eine alte Geschichte und hat kaum fremde Stimmen. Deine Aufgaben machen die Website lesbar und eindeutig. Massi liefert die Texte und sammelt fremde Stimmen.</w:t>
+        <w:t xml:space="preserve">Das neue Pricing braucht Reichweite: Praxen, Heilberufe und Hersteller sollen über die Website kommen und kostenlos prüfen. Heute sperrt die Website Gemini aus, erzählt eine alte Geschichte und hat kaum fremde Stimmen. Deine Aufgaben machen die Website lesbar und eindeutig, die Preisseite liegt ganz bei dir. Massi liefert die übrigen Texte und sammelt fremde Stimmen.</w:t>
       </w:r>
     </w:p>
     <w:p>
@@ -99,7 +99,7 @@
           <w:sz w:val="18"/>
           <w:szCs w:val="18"/>
         </w:rPr>
-        <w:t xml:space="preserve">Grundlage: GEO-Audit (Teil 1) und GEO-Maßnahmenplan (Teil 2) vom 28. Oktober. Die Nummern L1 bis L16 und E1 bis E5 sind dort dieselben. Textvorschläge in diesem Blatt sind Vorschläge; den Wortlaut gibt Massi frei.</w:t>
+        <w:t xml:space="preserve">Grundlage: GEO-Audit (Teil 1) und GEO-Maßnahmenplan (Teil 2) vom 28. Oktober. Die Nummern L1 bis L17 und E1 bis E5 sind dort dieselben. Textvorschläge in diesem Blatt sind Vorschläge; den Wortlaut gibt Massi frei.</w:t>
       </w:r>
     </w:p>
     <w:p>
@@ -938,7 +938,181 @@
         <w:keepNext/>
       </w:pPr>
       <w:r>
-        <w:t xml:space="preserve">2 Sofort bauen (zusammen etwa 5 Stunden)</w:t>
+        <w:t xml:space="preserve">2 Sofort bauen (etwa 5 Stunden Technik plus Preisseite)</w:t>
+      </w:r>
+    </w:p>
+    <w:p>
+      <w:pPr>
+        <w:keepNext/>
+        <w:spacing w:after="80" w:before="160"/>
+      </w:pPr>
+      <w:r>
+        <w:rPr>
+          <w:rFonts w:ascii="Helvetica" w:cs="Helvetica" w:eastAsia="Helvetica" w:hAnsi="Helvetica"/>
+          <w:b/>
+          <w:bCs/>
+          <w:color w:val="1A1A1A"/>
+          <w:sz w:val="19"/>
+          <w:szCs w:val="19"/>
+        </w:rPr>
+        <w:t xml:space="preserve">L17  Preisseite bereinigen (sofort, auch bevor Preise v2 live ist)</w:t>
+      </w:r>
+    </w:p>
+    <w:p>
+      <w:pPr>
+        <w:keepNext w:val="false"/>
+        <w:spacing w:after="60" w:line="290"/>
+      </w:pPr>
+      <w:r>
+        <w:rPr>
+          <w:rFonts w:ascii="Helvetica" w:cs="Helvetica" w:eastAsia="Helvetica" w:hAnsi="Helvetica"/>
+          <w:b/>
+          <w:bCs/>
+          <w:color w:val="1A1A1A"/>
+          <w:sz w:val="20"/>
+          <w:szCs w:val="20"/>
+        </w:rPr>
+        <w:t xml:space="preserve">Raus:</w:t>
+      </w:r>
+      <w:r>
+        <w:rPr>
+          <w:rFonts w:ascii="Helvetica" w:cs="Helvetica" w:eastAsia="Helvetica" w:hAnsi="Helvetica"/>
+          <w:color w:val="1A1A1A"/>
+          <w:sz w:val="20"/>
+          <w:szCs w:val="20"/>
+        </w:rPr>
+        <w:t xml:space="preserve"> „Anwalt ab 3.000 €“, „Abmahnung ab 5.000 €“, „1.000 geprüfte Texte“, „White-Label“, „Video-Audit“, „Spezialisten für jeden HWG-Paragrafen“.</w:t>
+      </w:r>
+    </w:p>
+    <w:p>
+      <w:pPr>
+        <w:keepNext w:val="false"/>
+        <w:spacing w:after="60" w:line="290"/>
+      </w:pPr>
+      <w:r>
+        <w:rPr>
+          <w:rFonts w:ascii="Helvetica" w:cs="Helvetica" w:eastAsia="Helvetica" w:hAnsi="Helvetica"/>
+          <w:b/>
+          <w:bCs/>
+          <w:color w:val="1A1A1A"/>
+          <w:sz w:val="20"/>
+          <w:szCs w:val="20"/>
+        </w:rPr>
+        <w:t xml:space="preserve">Ersetzen:</w:t>
+      </w:r>
+      <w:r>
+        <w:rPr>
+          <w:rFonts w:ascii="Helvetica" w:cs="Helvetica" w:eastAsia="Helvetica" w:hAnsi="Helvetica"/>
+          <w:color w:val="1A1A1A"/>
+          <w:sz w:val="20"/>
+          <w:szCs w:val="20"/>
+        </w:rPr>
+        <w:t xml:space="preserve"> „White-Label“ durch „In Ihrem Namen“; „Video-Audit“ durch „Einzel-Audit 149 €“ (sobald Preise v2 live ist). Als Preisanker „Anwaltliche Einzelprüfung ab 399 €“, aber nur mit abgelegter Fundstelle aus Recherche O2 samt Screenshot; sonst „400 € netto je Internetseite bis 550 Wörter“ (RechtVital, abgerufen 27.10., Screenshot sichern).</w:t>
+      </w:r>
+    </w:p>
+    <w:p>
+      <w:pPr>
+        <w:keepNext w:val="false"/>
+        <w:spacing w:after="60" w:line="290"/>
+      </w:pPr>
+      <w:r>
+        <w:rPr>
+          <w:rFonts w:ascii="Helvetica" w:cs="Helvetica" w:eastAsia="Helvetica" w:hAnsi="Helvetica"/>
+          <w:b/>
+          <w:bCs/>
+          <w:color w:val="1A1A1A"/>
+          <w:sz w:val="20"/>
+          <w:szCs w:val="20"/>
+        </w:rPr>
+        <w:t xml:space="preserve">Rechenbeispiel:</w:t>
+      </w:r>
+      <w:r>
+        <w:rPr>
+          <w:rFonts w:ascii="Helvetica" w:cs="Helvetica" w:eastAsia="Helvetica" w:hAnsi="Helvetica"/>
+          <w:color w:val="1A1A1A"/>
+          <w:sz w:val="20"/>
+          <w:szCs w:val="20"/>
+        </w:rPr>
+        <w:t xml:space="preserve"> „15 € je Text“ darf bleiben, klar als Beispiel formuliert. „Trägt sich ab dem 24. Text“ rechnet mit Professional; mit Preise v2 heißt es „ab dem 7. Text“.</w:t>
+      </w:r>
+    </w:p>
+    <w:p>
+      <w:pPr>
+        <w:keepNext w:val="false"/>
+        <w:spacing w:after="60" w:line="290"/>
+      </w:pPr>
+      <w:r>
+        <w:rPr>
+          <w:rFonts w:ascii="Helvetica" w:cs="Helvetica" w:eastAsia="Helvetica" w:hAnsi="Helvetica"/>
+          <w:b/>
+          <w:bCs/>
+          <w:color w:val="1A1A1A"/>
+          <w:sz w:val="20"/>
+          <w:szCs w:val="20"/>
+        </w:rPr>
+        <w:t xml:space="preserve">Nicht auf die Website:</w:t>
+      </w:r>
+      <w:r>
+        <w:rPr>
+          <w:rFonts w:ascii="Helvetica" w:cs="Helvetica" w:eastAsia="Helvetica" w:hAnsi="Helvetica"/>
+          <w:color w:val="1A1A1A"/>
+          <w:sz w:val="20"/>
+          <w:szCs w:val="20"/>
+        </w:rPr>
+        <w:t xml:space="preserve"> der Pitch-Satz „rund 600 € statt 2.000 €“; er steht nicht in der Belegt-Liste.</w:t>
+      </w:r>
+    </w:p>
+    <w:p>
+      <w:pPr>
+        <w:spacing w:after="60" w:line="290"/>
+      </w:pPr>
+      <w:r>
+        <w:rPr>
+          <w:rFonts w:ascii="Helvetica" w:cs="Helvetica" w:eastAsia="Helvetica" w:hAnsi="Helvetica"/>
+          <w:b/>
+          <w:bCs/>
+          <w:color w:val="1A1A1A"/>
+          <w:sz w:val="20"/>
+          <w:szCs w:val="20"/>
+        </w:rPr>
+        <w:t xml:space="preserve">Warum:</w:t>
+      </w:r>
+      <w:r>
+        <w:rPr>
+          <w:rFonts w:ascii="Helvetica" w:cs="Helvetica" w:eastAsia="Helvetica" w:hAnsi="Helvetica"/>
+          <w:color w:val="1A1A1A"/>
+          <w:sz w:val="20"/>
+          <w:szCs w:val="20"/>
+        </w:rPr>
+        <w:t xml:space="preserve"> Du verantwortest die Preise. Ein Anbieter, der Werbeaussagen prüft, darf auf der eigenen Preisseite keine unbelegten Zahlen zeigen; das ist ein eigenes Risiko nach § 5 UWG. Und KI-Systeme geben die Zahlen weiter.</w:t>
+      </w:r>
+    </w:p>
+    <w:p>
+      <w:pPr>
+        <w:spacing w:after="200" w:line="290"/>
+        <w:rPr>
+          <w:color w:val="444444"/>
+        </w:rPr>
+      </w:pPr>
+      <w:r>
+        <w:rPr>
+          <w:rFonts w:ascii="Helvetica" w:cs="Helvetica" w:eastAsia="Helvetica" w:hAnsi="Helvetica"/>
+          <w:b/>
+          <w:bCs/>
+          <w:color w:val="444444"/>
+          <w:sz w:val="20"/>
+          <w:szCs w:val="20"/>
+        </w:rPr>
+        <w:t xml:space="preserve">Fertig, wenn:</w:t>
+      </w:r>
+      <w:r>
+        <w:rPr>
+          <w:rFonts w:ascii="Helvetica" w:cs="Helvetica" w:eastAsia="Helvetica" w:hAnsi="Helvetica"/>
+          <w:color w:val="444444"/>
+          <w:sz w:val="20"/>
+          <w:szCs w:val="20"/>
+        </w:rPr>
+        <w:t xml:space="preserve"> jede Zahl auf der Preisseite steht in der Belegt-Liste oder hat Quelle und Screenshot; der Preisanker ist vor Veröffentlichung gegengelesen.</w:t>
       </w:r>
     </w:p>
     <w:p>
@@ -3799,104 +3973,6 @@
                 <w:sz w:val="16"/>
                 <w:szCs w:val="16"/>
               </w:rPr>
-              <w:t xml:space="preserve">Preisseite</w:t>
-            </w:r>
-          </w:p>
-        </w:tc>
-        <w:tc>
-          <w:tcPr>
-            <w:tcW w:type="dxa" w:w="5211"/>
-            <w:tcBorders>
-              <w:top w:val="none" w:color="FFFFFF" w:sz="0"/>
-              <w:left w:val="none" w:color="FFFFFF" w:sz="0"/>
-              <w:bottom w:val="single" w:color="D6D6D6" w:sz="4"/>
-              <w:right w:val="none" w:color="FFFFFF" w:sz="0"/>
-            </w:tcBorders>
-            <w:tcMar>
-              <w:top w:type="dxa" w:w="60"/>
-              <w:left w:type="dxa" w:w="80"/>
-              <w:bottom w:type="dxa" w:w="60"/>
-              <w:right w:type="dxa" w:w="80"/>
-            </w:tcMar>
-          </w:tcPr>
-          <w:p>
-            <w:pPr>
-              <w:spacing w:after="0" w:line="250"/>
-            </w:pPr>
-            <w:r>
-              <w:rPr>
-                <w:rFonts w:ascii="Helvetica" w:cs="Helvetica" w:eastAsia="Helvetica" w:hAnsi="Helvetica"/>
-                <w:color w:val="1A1A1A"/>
-                <w:sz w:val="16"/>
-                <w:szCs w:val="16"/>
-              </w:rPr>
-              <w:t xml:space="preserve">bereinigter Text ohne unbelegte Zahlen</w:t>
-            </w:r>
-          </w:p>
-        </w:tc>
-        <w:tc>
-          <w:tcPr>
-            <w:tcW w:type="dxa" w:w="2048"/>
-            <w:tcBorders>
-              <w:top w:val="none" w:color="FFFFFF" w:sz="0"/>
-              <w:left w:val="none" w:color="FFFFFF" w:sz="0"/>
-              <w:bottom w:val="single" w:color="D6D6D6" w:sz="4"/>
-              <w:right w:val="none" w:color="FFFFFF" w:sz="0"/>
-            </w:tcBorders>
-            <w:tcMar>
-              <w:top w:type="dxa" w:w="60"/>
-              <w:left w:type="dxa" w:w="80"/>
-              <w:bottom w:type="dxa" w:w="60"/>
-              <w:right w:type="dxa" w:w="80"/>
-            </w:tcMar>
-          </w:tcPr>
-          <w:p>
-            <w:pPr>
-              <w:spacing w:after="0" w:line="250"/>
-            </w:pPr>
-            <w:r>
-              <w:rPr>
-                <w:rFonts w:ascii="Helvetica" w:cs="Helvetica" w:eastAsia="Helvetica" w:hAnsi="Helvetica"/>
-                <w:color w:val="1A1A1A"/>
-                <w:sz w:val="16"/>
-                <w:szCs w:val="16"/>
-              </w:rPr>
-              <w:t xml:space="preserve">M1</w:t>
-            </w:r>
-          </w:p>
-        </w:tc>
-      </w:tr>
-      <w:tr>
-        <w:trPr>
-          <w:cantSplit/>
-        </w:trPr>
-        <w:tc>
-          <w:tcPr>
-            <w:tcW w:type="dxa" w:w="2047"/>
-            <w:tcBorders>
-              <w:top w:val="none" w:color="FFFFFF" w:sz="0"/>
-              <w:left w:val="none" w:color="FFFFFF" w:sz="0"/>
-              <w:bottom w:val="single" w:color="D6D6D6" w:sz="4"/>
-              <w:right w:val="none" w:color="FFFFFF" w:sz="0"/>
-            </w:tcBorders>
-            <w:tcMar>
-              <w:top w:type="dxa" w:w="60"/>
-              <w:left w:type="dxa" w:w="80"/>
-              <w:bottom w:type="dxa" w:w="60"/>
-              <w:right w:type="dxa" w:w="80"/>
-            </w:tcMar>
-          </w:tcPr>
-          <w:p>
-            <w:pPr>
-              <w:spacing w:after="0" w:line="250"/>
-            </w:pPr>
-            <w:r>
-              <w:rPr>
-                <w:rFonts w:ascii="Helvetica" w:cs="Helvetica" w:eastAsia="Helvetica" w:hAnsi="Helvetica"/>
-                <w:color w:val="1A1A1A"/>
-                <w:sz w:val="16"/>
-                <w:szCs w:val="16"/>
-              </w:rPr>
               <w:t xml:space="preserve">L15, L16</w:t>
             </w:r>
           </w:p>

--- a/reports/2026-10-28_GEO/Was_Leon_tun_soll.docx
+++ b/reports/2026-10-28_GEO/Was_Leon_tun_soll.docx
@@ -99,7 +99,7 @@
           <w:sz w:val="18"/>
           <w:szCs w:val="18"/>
         </w:rPr>
-        <w:t xml:space="preserve">Grundlage: GEO-Audit (Teil 1) und GEO-Maßnahmenplan (Teil 2) vom 28. Oktober. Die Nummern L1 bis L17 und E1 bis E5 sind dort dieselben. Textvorschläge in diesem Blatt sind Vorschläge; den Wortlaut gibt Massi frei.</w:t>
+        <w:t xml:space="preserve">Grundlage: GEO-Audit (Teil 1) und GEO-Maßnahmenplan (Teil 2) vom 28. Oktober. Die Nummern L1 bis L17 und E1 bis E5 sind dort dieselben.</w:t>
       </w:r>
     </w:p>
     <w:p>
@@ -632,7 +632,7 @@
                 <w:sz w:val="15"/>
                 <w:szCs w:val="15"/>
               </w:rPr>
-              <w:t xml:space="preserve">Ersetzen durch „Dieser Artikel zeigt typische Risikostellen. Den Einzelfall bewertet Ihre Kanzlei.“ Mit der Anwältin abstimmen.</w:t>
+              <w:t xml:space="preserve">Ersetzen durch „Dieser Artikel zeigt typische Risikostellen. Den Einzelfall bewertet Ihre Kanzlei.“</w:t>
             </w:r>
           </w:p>
         </w:tc>
@@ -761,7 +761,7 @@
                 <w:sz w:val="15"/>
                 <w:szCs w:val="15"/>
               </w:rPr>
-              <w:t xml:space="preserve">Seite „Compliance-Monitoring für Gesundheitswerbung“; in der App bleibt „Wächter“. Markenrechtlerin prüft „Wächter“ und „PageCompliance“ vor dem Start.</w:t>
+              <w:t xml:space="preserve">Seite „Laufende Website-Prüfung“ (/laufende-website-pruefung); in der App bleibt „Wächter“. Der Monatsbericht heißt „Prüfbericht“, etwa „Prüfbericht Oktober: Ihre Website war ohne Befund.“</w:t>
             </w:r>
           </w:p>
         </w:tc>
@@ -1618,7 +1618,7 @@
           <w:sz w:val="20"/>
           <w:szCs w:val="20"/>
         </w:rPr>
-        <w:t xml:space="preserve"> alle drei „Vorprüfung“ entfernen. Meta-Description, Vorschlag: „Werbetexte für Praxen, Heilberufe und Hersteller prüfen: Risiken nach Heilmittelwerbegesetz, Health-Claims-Verordnung und UWG, mit besserem Satz.“</w:t>
+        <w:t xml:space="preserve"> alle drei „Vorprüfung“ entfernen. Meta-Description, zwei Varianten von Massi (M12):</w:t>
       </w:r>
     </w:p>
     <w:p>
@@ -1629,22 +1629,11 @@
       <w:r>
         <w:rPr>
           <w:rFonts w:ascii="Helvetica" w:cs="Helvetica" w:eastAsia="Helvetica" w:hAnsi="Helvetica"/>
-          <w:b/>
-          <w:bCs/>
-          <w:color w:val="1A1A1A"/>
-          <w:sz w:val="20"/>
-          <w:szCs w:val="20"/>
-        </w:rPr>
-        <w:t xml:space="preserve">Blog, Title:</w:t>
-      </w:r>
-      <w:r>
-        <w:rPr>
-          <w:rFonts w:ascii="Helvetica" w:cs="Helvetica" w:eastAsia="Helvetica" w:hAnsi="Helvetica"/>
-          <w:color w:val="1A1A1A"/>
-          <w:sz w:val="20"/>
-          <w:szCs w:val="20"/>
-        </w:rPr>
-        <w:t xml:space="preserve"> „Blog - PageCompliance | PageCompliance“ ersetzen, Vorschlag: „Ratgeber Gesundheitswerbung | PageCompliance“.</w:t>
+          <w:color w:val="1A1A1A"/>
+          <w:sz w:val="20"/>
+          <w:szCs w:val="20"/>
+        </w:rPr>
+        <w:t xml:space="preserve">1. „Gesundheitstexte nach HWG, HCVO und UWG prüfen. Für Agenturen, Praxen, Heilberufe und Hersteller: jeder Befund mit besserem Satz, bereit zur Freigabe.“</w:t>
       </w:r>
     </w:p>
     <w:p>
@@ -1659,7 +1648,74 @@
           <w:sz w:val="20"/>
           <w:szCs w:val="20"/>
         </w:rPr>
-        <w:t xml:space="preserve">Regeln: „Prüfung“ statt „Vorprüfung“, kein „KI“ im Title oder in der H1, „HWG“ nie allein im Title. Endgültige Texte kommen von Massi (M12).</w:t>
+        <w:t xml:space="preserve">2. „Gesundheitstexte prüfen, für Agenturen, Praxen, Heilberufe und Hersteller. Jeder Befund mit Norm und dem besseren Satz, bereit zur Freigabe.“</w:t>
+      </w:r>
+    </w:p>
+    <w:p>
+      <w:pPr>
+        <w:keepNext w:val="false"/>
+        <w:spacing w:after="60" w:line="290"/>
+      </w:pPr>
+      <w:r>
+        <w:rPr>
+          <w:rFonts w:ascii="Helvetica" w:cs="Helvetica" w:eastAsia="Helvetica" w:hAnsi="Helvetica"/>
+          <w:b/>
+          <w:bCs/>
+          <w:color w:val="1A1A1A"/>
+          <w:sz w:val="20"/>
+          <w:szCs w:val="20"/>
+        </w:rPr>
+        <w:t xml:space="preserve">Blog, Title:</w:t>
+      </w:r>
+      <w:r>
+        <w:rPr>
+          <w:rFonts w:ascii="Helvetica" w:cs="Helvetica" w:eastAsia="Helvetica" w:hAnsi="Helvetica"/>
+          <w:color w:val="1A1A1A"/>
+          <w:sz w:val="20"/>
+          <w:szCs w:val="20"/>
+        </w:rPr>
+        <w:t xml:space="preserve"> „Blog - PageCompliance | PageCompliance“ ersetzen, Vorschlag: „Ratgeber für Gesundheitstexte | PageCompliance“.</w:t>
+      </w:r>
+    </w:p>
+    <w:p>
+      <w:pPr>
+        <w:keepNext w:val="false"/>
+        <w:spacing w:after="60" w:line="290"/>
+      </w:pPr>
+      <w:r>
+        <w:rPr>
+          <w:rFonts w:ascii="Helvetica" w:cs="Helvetica" w:eastAsia="Helvetica" w:hAnsi="Helvetica"/>
+          <w:b/>
+          <w:bCs/>
+          <w:color w:val="1A1A1A"/>
+          <w:sz w:val="20"/>
+          <w:szCs w:val="20"/>
+        </w:rPr>
+        <w:t xml:space="preserve">Blog, H1:</w:t>
+      </w:r>
+      <w:r>
+        <w:rPr>
+          <w:rFonts w:ascii="Helvetica" w:cs="Helvetica" w:eastAsia="Helvetica" w:hAnsi="Helvetica"/>
+          <w:color w:val="1A1A1A"/>
+          <w:sz w:val="20"/>
+          <w:szCs w:val="20"/>
+        </w:rPr>
+        <w:t xml:space="preserve"> „Stark werben. Sauber formulieren.“ ersetzen durch „Stark werben. Ruhig veröffentlichen.“ „Sauber“ ist laut Leitfaden ein Urteilswort.</w:t>
+      </w:r>
+    </w:p>
+    <w:p>
+      <w:pPr>
+        <w:keepNext w:val="false"/>
+        <w:spacing w:after="60" w:line="290"/>
+      </w:pPr>
+      <w:r>
+        <w:rPr>
+          <w:rFonts w:ascii="Helvetica" w:cs="Helvetica" w:eastAsia="Helvetica" w:hAnsi="Helvetica"/>
+          <w:color w:val="1A1A1A"/>
+          <w:sz w:val="20"/>
+          <w:szCs w:val="20"/>
+        </w:rPr>
+        <w:t xml:space="preserve">Regeln: „Prüfung“ statt „Vorprüfung“, kein „KI“ im Title oder in der H1, „HWG“ (wird von der Hochschule Ludwigshafen besetzt) nie allein im Title.</w:t>
       </w:r>
     </w:p>
     <w:p>
@@ -2047,7 +2103,7 @@
           <w:sz w:val="20"/>
           <w:szCs w:val="20"/>
         </w:rPr>
-        <w:t xml:space="preserve">Massi bekommt Lesezugriff auf beide Werkzeuge.</w:t>
+        <w:t xml:space="preserve">Reihenfolge: erst die Search Console (Domain per DNS-Eintrag bestätigen), dann Bing per Import. Zusammen 1 bis 2 Stunden. Massi bekommt Lesezugriff auf beide Werkzeuge.</w:t>
       </w:r>
     </w:p>
     <w:p>
@@ -2072,7 +2128,7 @@
           <w:sz w:val="20"/>
           <w:szCs w:val="20"/>
         </w:rPr>
-        <w:t xml:space="preserve"> Ohne Search Console gibt es keine genaue Indexzahl und keine Impressionen. Bing zeigt im Bericht „AI Performance“, wie oft Copilot uns zitiert. Damit messen wir den Plan.</w:t>
+        <w:t xml:space="preserve"> Beide sind kostenlos und so etwas wie der Produktionsbericht der Suchmaschine: welche Seiten angenommen wurden, welche Fehler haben, wie oft sie gezeigt werden. Ohne Search Console gibt es keine genaue Indexzahl und keine Impressionen. Bing zeigt im Bericht „AI Performance“, wie oft Copilot uns zitiert. Damit messen wir den Plan.</w:t>
       </w:r>
     </w:p>
     <w:p>
@@ -2604,7 +2660,7 @@
           <w:sz w:val="20"/>
           <w:szCs w:val="20"/>
         </w:rPr>
-        <w:t xml:space="preserve">Der Claim bleibt als H1. Direkt darunter eine Zeile, Vorschlag: „Die Prüfung für Gesundheitswerbung nach Heilmittelwerbegesetz, Health-Claims-Verordnung und UWG.“ Dazu den Ersatz für „Für jede Regel ein Spezialist.“ und „12 Paragrafen“ einbauen (Text M12).</w:t>
+        <w:t xml:space="preserve">Der Claim bleibt als H1. Direkt darunter eine Zeile, Vorschlag: „Die Prüfung für Gesundheitswerbung nach Heilmittelwerbegesetz, Health-Claims-Verordnung (und UWG).“ Dazu den Ersatz für „Für jede Regel ein Spezialist.“ und „12 Paragrafen“ einbauen (Text M12).</w:t>
       </w:r>
     </w:p>
     <w:p>
@@ -2689,7 +2745,7 @@
           <w:sz w:val="20"/>
           <w:szCs w:val="20"/>
         </w:rPr>
-        <w:t xml:space="preserve">Faktenblock von Massi einbauen (M3): Firma, Sitz Grünwald, gegründet 2026, HRB 311850 Amtsgericht München, beide Gründer mit vollem Namen und Rolle, Definition, drei Grundsätze. Dazu das Markup aus L8. Falls dort noch „über 2.500 EU Health Claims“ steht: nur behalten, wenn die Zahl belegt und erklärt ist.</w:t>
+        <w:t xml:space="preserve">Faktenblock von Massi einbauen (M3): Firma, Sitz Grünwald, gegründet 2026, HRB 311850 Amtsgericht München, beide Gründer mit vollem Namen und Rolle, Definition, drei Grundsätze. Dazu das Markup aus L8 und je ein Person-Markup für Leon und Massi. Falls dort noch „über 2.500 EU Health Claims“ steht: nur behalten, wenn die Zahl belegt und erklärt ist.</w:t>
       </w:r>
     </w:p>
     <w:p>
@@ -2998,7 +3054,7 @@
           <w:sz w:val="19"/>
           <w:szCs w:val="19"/>
         </w:rPr>
-        <w:t xml:space="preserve">L13  Messung in Plausible</w:t>
+        <w:t xml:space="preserve">L13  Messung in Plausible?</w:t>
       </w:r>
     </w:p>
     <w:p>
@@ -3264,7 +3320,7 @@
           <w:sz w:val="18"/>
           <w:szCs w:val="18"/>
         </w:rPr>
-        <w:t xml:space="preserve">/compliance-monitoring</w:t>
+        <w:t xml:space="preserve">/laufende-website-pruefung</w:t>
       </w:r>
       <w:r>
         <w:rPr>
@@ -3274,6 +3330,57 @@
           <w:szCs w:val="20"/>
         </w:rPr>
         <w:t xml:space="preserve"> (nach E4, Zeitform „kommt“, solange nicht live). Texte von Massi.</w:t>
+      </w:r>
+    </w:p>
+    <w:p>
+      <w:pPr>
+        <w:keepNext w:val="false"/>
+        <w:spacing w:after="60" w:line="290"/>
+      </w:pPr>
+      <w:r>
+        <w:rPr>
+          <w:rFonts w:ascii="Helvetica" w:cs="Helvetica" w:eastAsia="Helvetica" w:hAnsi="Helvetica"/>
+          <w:color w:val="1A1A1A"/>
+          <w:sz w:val="20"/>
+          <w:szCs w:val="20"/>
+        </w:rPr>
+        <w:t xml:space="preserve">Offen: zusätzlich Seiten für Kaufbegriffe wie </w:t>
+      </w:r>
+      <w:r>
+        <w:rPr>
+          <w:rFonts w:ascii="Courier New" w:cs="Courier New" w:eastAsia="Courier New" w:hAnsi="Courier New"/>
+          <w:color w:val="1A1A1A"/>
+          <w:sz w:val="18"/>
+          <w:szCs w:val="18"/>
+        </w:rPr>
+        <w:t xml:space="preserve">/hwg-pruefung</w:t>
+      </w:r>
+      <w:r>
+        <w:rPr>
+          <w:rFonts w:ascii="Helvetica" w:cs="Helvetica" w:eastAsia="Helvetica" w:hAnsi="Helvetica"/>
+          <w:color w:val="1A1A1A"/>
+          <w:sz w:val="20"/>
+          <w:szCs w:val="20"/>
+        </w:rPr>
+        <w:t xml:space="preserve"> und </w:t>
+      </w:r>
+      <w:r>
+        <w:rPr>
+          <w:rFonts w:ascii="Courier New" w:cs="Courier New" w:eastAsia="Courier New" w:hAnsi="Courier New"/>
+          <w:color w:val="1A1A1A"/>
+          <w:sz w:val="18"/>
+          <w:szCs w:val="18"/>
+        </w:rPr>
+        <w:t xml:space="preserve">/health-claims-pruefung</w:t>
+      </w:r>
+      <w:r>
+        <w:rPr>
+          <w:rFonts w:ascii="Helvetica" w:cs="Helvetica" w:eastAsia="Helvetica" w:hAnsi="Helvetica"/>
+          <w:color w:val="1A1A1A"/>
+          <w:sz w:val="20"/>
+          <w:szCs w:val="20"/>
+        </w:rPr>
+        <w:t xml:space="preserve"> (Vorschlag der Strategie im Repo). Erst nach der ersten Messung entscheiden, weil Google vor vervielfachten Seiten warnt.</w:t>
       </w:r>
     </w:p>
     <w:p>
@@ -3710,7 +3817,7 @@
                 <w:sz w:val="16"/>
                 <w:szCs w:val="16"/>
               </w:rPr>
-              <w:t xml:space="preserve">Titles, Metas, Zeile unter der H1, Startseiten-Texte</w:t>
+              <w:t xml:space="preserve">Titles, Meta-Description, Zeile unter der H1, Startseiten-Texte</w:t>
             </w:r>
           </w:p>
         </w:tc>

--- a/reports/2026-10-28_GEO/Was_Leon_tun_soll.docx
+++ b/reports/2026-10-28_GEO/Was_Leon_tun_soll.docx
@@ -2197,7 +2197,7 @@
           <w:sz w:val="20"/>
           <w:szCs w:val="20"/>
         </w:rPr>
-        <w:t xml:space="preserve">Ein Organization-Block als JSON-LD. Logo-Pfad und LinkedIn-Adresse anpassen; weitere Profile (OMR, Crunchbase) in </w:t>
+        <w:t xml:space="preserve">Ein Organization-Block als JSON-LD. Logo-Pfad und LinkedIn-Adresse anpassen; weitere Profile (Crunchbase, OMR) in </w:t>
       </w:r>
       <w:r>
         <w:rPr>
@@ -3284,7 +3284,7 @@
           <w:sz w:val="18"/>
           <w:szCs w:val="18"/>
         </w:rPr>
-        <w:t xml:space="preserve">/heilpraktiker</w:t>
+        <w:t xml:space="preserve">/heilberufe</w:t>
       </w:r>
       <w:r>
         <w:rPr>
@@ -3311,7 +3311,7 @@
           <w:sz w:val="20"/>
           <w:szCs w:val="20"/>
         </w:rPr>
-        <w:t xml:space="preserve">, </w:t>
+        <w:t xml:space="preserve"> („Nahrungsergänzungsmittel“ in Title und H1), </w:t>
       </w:r>
       <w:r>
         <w:rPr>
@@ -3344,7 +3344,7 @@
           <w:sz w:val="20"/>
           <w:szCs w:val="20"/>
         </w:rPr>
-        <w:t xml:space="preserve">Offen: zusätzlich Seiten für Kaufbegriffe wie </w:t>
+        <w:t xml:space="preserve">Keine zusätzlichen Seiten für Kaufbegriffe (Vorschlag der Strategie: </w:t>
       </w:r>
       <w:r>
         <w:rPr>
@@ -3362,7 +3362,7 @@
           <w:sz w:val="20"/>
           <w:szCs w:val="20"/>
         </w:rPr>
-        <w:t xml:space="preserve"> und </w:t>
+        <w:t xml:space="preserve">, </w:t>
       </w:r>
       <w:r>
         <w:rPr>
@@ -3380,7 +3380,7 @@
           <w:sz w:val="20"/>
           <w:szCs w:val="20"/>
         </w:rPr>
-        <w:t xml:space="preserve"> (Vorschlag der Strategie im Repo). Erst nach der ersten Messung entscheiden, weil Google vor vervielfachten Seiten warnt.</w:t>
+        <w:t xml:space="preserve">). Sie würden mit vorhandenen Seiten um dieselben Suchbegriffe konkurrieren: Die Startseite übernimmt „Prüfung nach Heilmittelwerbegesetz“, die Hersteller-Seite „Health Claims prüfen“. Erst wenn die Search Console nach der ersten Messung viele Einblendungen für solche Begriffe ohne passende Seite zeigt, wird nachgebaut.</w:t>
       </w:r>
     </w:p>
     <w:p>
@@ -3395,7 +3395,7 @@
           <w:sz w:val="20"/>
           <w:szCs w:val="20"/>
         </w:rPr>
-        <w:t xml:space="preserve">Ärzte und Heilpraktiker bekommen getrennte Seiten, obwohl dasselbe Paket dahinterliegt.</w:t>
+        <w:t xml:space="preserve">Ärzte und Heilberufe bekommen getrennte Seiten, obwohl dasselbe Paket dahinterliegt. /heilberufe, weil auch Physiotherapie, Osteopathie und Psychotherapeuten dazugehören.</w:t>
       </w:r>
     </w:p>
     <w:p>

--- a/reports/2026-10-28_GEO/Was_Leon_tun_soll.docx
+++ b/reports/2026-10-28_GEO/Was_Leon_tun_soll.docx
@@ -2197,7 +2197,7 @@
           <w:sz w:val="20"/>
           <w:szCs w:val="20"/>
         </w:rPr>
-        <w:t xml:space="preserve">Ein Organization-Block als JSON-LD. Logo-Pfad und LinkedIn-Adresse anpassen; weitere Profile (Crunchbase, OMR) in </w:t>
+        <w:t xml:space="preserve">Ein Organization-Block als JSON-LD. Logo-Pfad und LinkedIn-Adresse anpassen; das Crunchbase-Profil in </w:t>
       </w:r>
       <w:r>
         <w:rPr>
@@ -3070,6 +3070,54 @@
           <w:szCs w:val="20"/>
         </w:rPr>
         <w:t xml:space="preserve">Besuche aus KI-Systemen als eigene Gruppe sichtbar machen (chatgpt.com, perplexity.ai, gemini.google.com, copilot.microsoft.com). Das Ziel „Anmeldung“ mit Herkunft erfassen. Bei der Anmeldung ein freiwilliges Feld „Wie haben Sie uns gefunden?“ mit der Option „ChatGPT oder anderer KI-Assistent“.</w:t>
+      </w:r>
+    </w:p>
+    <w:p>
+      <w:pPr>
+        <w:keepNext w:val="false"/>
+        <w:spacing w:after="60" w:line="290"/>
+      </w:pPr>
+      <w:r>
+        <w:rPr>
+          <w:rFonts w:ascii="Helvetica" w:cs="Helvetica" w:eastAsia="Helvetica" w:hAnsi="Helvetica"/>
+          <w:color w:val="1A1A1A"/>
+          <w:sz w:val="20"/>
+          <w:szCs w:val="20"/>
+        </w:rPr>
+        <w:t xml:space="preserve">Kampagnen-Links markieren: Jeder Link in einem LinkedIn- oder Instagram-Beitrag bekommt einen Zusatz wie </w:t>
+      </w:r>
+      <w:r>
+        <w:rPr>
+          <w:rFonts w:ascii="Courier New" w:cs="Courier New" w:eastAsia="Courier New" w:hAnsi="Courier New"/>
+          <w:color w:val="1A1A1A"/>
+          <w:sz w:val="18"/>
+          <w:szCs w:val="18"/>
+        </w:rPr>
+        <w:t xml:space="preserve">?utm_source=linkedin&amp;utm_campaign=hp-satz</w:t>
+      </w:r>
+      <w:r>
+        <w:rPr>
+          <w:rFonts w:ascii="Helvetica" w:cs="Helvetica" w:eastAsia="Helvetica" w:hAnsi="Helvetica"/>
+          <w:color w:val="1A1A1A"/>
+          <w:sz w:val="20"/>
+          <w:szCs w:val="20"/>
+        </w:rPr>
+        <w:t xml:space="preserve">. Dann zeigt Plausible, aus welcher Kampagne ein Klick kam.</w:t>
+      </w:r>
+    </w:p>
+    <w:p>
+      <w:pPr>
+        <w:keepNext w:val="false"/>
+        <w:spacing w:after="60" w:line="290"/>
+      </w:pPr>
+      <w:r>
+        <w:rPr>
+          <w:rFonts w:ascii="Helvetica" w:cs="Helvetica" w:eastAsia="Helvetica" w:hAnsi="Helvetica"/>
+          <w:color w:val="1A1A1A"/>
+          <w:sz w:val="20"/>
+          <w:szCs w:val="20"/>
+        </w:rPr>
+        <w:t xml:space="preserve">Empfehlung zum Fragezeichen: bei Plausible bleiben. Daten seit Juni, laut Anbieter kein Cookie-Banner nötig. Grenze: Plausible zählt nur den letzten Kontakt; wer erst später googelt, zählt als Google. Das fängt das Anmeldefeld auf.</w:t>
       </w:r>
     </w:p>
     <w:p>

--- a/reports/2026-10-28_GEO/Was_Leon_tun_soll.docx
+++ b/reports/2026-10-28_GEO/Was_Leon_tun_soll.docx
@@ -99,7 +99,7 @@
           <w:sz w:val="18"/>
           <w:szCs w:val="18"/>
         </w:rPr>
-        <w:t xml:space="preserve">Grundlage: GEO-Audit (Teil 1) und GEO-Maßnahmenplan (Teil 2) vom 28. Oktober. Die Nummern L1 bis L17 und E1 bis E5 sind dort dieselben.</w:t>
+        <w:t xml:space="preserve">Grundlage: GEO-Audit (Teil 1) und GEO-Maßnahmenplan (Teil 2) vom 28. Oktober. Die Nummern L1 bis L18 und E1 bis E5 sind dort dieselben.</w:t>
       </w:r>
     </w:p>
     <w:p>
@@ -2830,7 +2830,7 @@
           <w:sz w:val="20"/>
           <w:szCs w:val="20"/>
         </w:rPr>
-        <w:t xml:space="preserve">Sichtbares „Stand: &lt;Datum&gt;“ und Autor mit Namen. Ein Feld für Aktenzeichen mit Link zur Quelle. Zwei bis drei interne Links: verwandte Artikel und die Produktseite der Tür. Ein fester Agentur-Hinweis. Am Ende der Aufruf „Ihren Satz kostenlos prüfen“. Im Article-Markup </w:t>
+        <w:t xml:space="preserve">Sichtbares „Stand: &lt;Datum&gt;“ und Autor mit Namen. Ein Feld für Aktenzeichen mit Link zur Quelle. Zwei bis drei interne Links: verwandte Artikel und die Produktseite der Tür. Ein fester Agentur-Hinweis. Am Ende der Aufruf „Drei Texte im Monat kostenlos prüfen“. Im Article-Markup </w:t>
       </w:r>
       <w:r>
         <w:rPr>
@@ -3256,6 +3256,178 @@
           <w:szCs w:val="20"/>
         </w:rPr>
         <w:t xml:space="preserve"> das Markup stimmt Zeile für Zeile mit der sichtbaren Preisseite überein.</w:t>
+      </w:r>
+    </w:p>
+    <w:p>
+      <w:pPr>
+        <w:keepNext/>
+        <w:spacing w:after="80" w:before="160"/>
+      </w:pPr>
+      <w:r>
+        <w:rPr>
+          <w:rFonts w:ascii="Helvetica" w:cs="Helvetica" w:eastAsia="Helvetica" w:hAnsi="Helvetica"/>
+          <w:b/>
+          <w:bCs/>
+          <w:color w:val="1A1A1A"/>
+          <w:sz w:val="19"/>
+          <w:szCs w:val="19"/>
+        </w:rPr>
+        <w:t xml:space="preserve">L18  Blog-Kategorien je Tür</w:t>
+      </w:r>
+    </w:p>
+    <w:p>
+      <w:pPr>
+        <w:keepNext w:val="false"/>
+        <w:spacing w:after="60" w:line="290"/>
+      </w:pPr>
+      <w:r>
+        <w:rPr>
+          <w:rFonts w:ascii="Helvetica" w:cs="Helvetica" w:eastAsia="Helvetica" w:hAnsi="Helvetica"/>
+          <w:color w:val="1A1A1A"/>
+          <w:sz w:val="20"/>
+          <w:szCs w:val="20"/>
+        </w:rPr>
+        <w:t xml:space="preserve">Vier Kategorien im Blog: Agenturen, Ärzte, Heilberufe, Hersteller. Jede mit eigener Adresse, etwa </w:t>
+      </w:r>
+      <w:r>
+        <w:rPr>
+          <w:rFonts w:ascii="Courier New" w:cs="Courier New" w:eastAsia="Courier New" w:hAnsi="Courier New"/>
+          <w:color w:val="1A1A1A"/>
+          <w:sz w:val="18"/>
+          <w:szCs w:val="18"/>
+        </w:rPr>
+        <w:t xml:space="preserve">/blog/agenturen</w:t>
+      </w:r>
+      <w:r>
+        <w:rPr>
+          <w:rFonts w:ascii="Helvetica" w:cs="Helvetica" w:eastAsia="Helvetica" w:hAnsi="Helvetica"/>
+          <w:color w:val="1A1A1A"/>
+          <w:sz w:val="20"/>
+          <w:szCs w:val="20"/>
+        </w:rPr>
+        <w:t xml:space="preserve">, </w:t>
+      </w:r>
+      <w:r>
+        <w:rPr>
+          <w:rFonts w:ascii="Courier New" w:cs="Courier New" w:eastAsia="Courier New" w:hAnsi="Courier New"/>
+          <w:color w:val="1A1A1A"/>
+          <w:sz w:val="18"/>
+          <w:szCs w:val="18"/>
+        </w:rPr>
+        <w:t xml:space="preserve">/blog/aerzte</w:t>
+      </w:r>
+      <w:r>
+        <w:rPr>
+          <w:rFonts w:ascii="Helvetica" w:cs="Helvetica" w:eastAsia="Helvetica" w:hAnsi="Helvetica"/>
+          <w:color w:val="1A1A1A"/>
+          <w:sz w:val="20"/>
+          <w:szCs w:val="20"/>
+        </w:rPr>
+        <w:t xml:space="preserve">, </w:t>
+      </w:r>
+      <w:r>
+        <w:rPr>
+          <w:rFonts w:ascii="Courier New" w:cs="Courier New" w:eastAsia="Courier New" w:hAnsi="Courier New"/>
+          <w:color w:val="1A1A1A"/>
+          <w:sz w:val="18"/>
+          <w:szCs w:val="18"/>
+        </w:rPr>
+        <w:t xml:space="preserve">/blog/heilberufe</w:t>
+      </w:r>
+      <w:r>
+        <w:rPr>
+          <w:rFonts w:ascii="Helvetica" w:cs="Helvetica" w:eastAsia="Helvetica" w:hAnsi="Helvetica"/>
+          <w:color w:val="1A1A1A"/>
+          <w:sz w:val="20"/>
+          <w:szCs w:val="20"/>
+        </w:rPr>
+        <w:t xml:space="preserve">, </w:t>
+      </w:r>
+      <w:r>
+        <w:rPr>
+          <w:rFonts w:ascii="Courier New" w:cs="Courier New" w:eastAsia="Courier New" w:hAnsi="Courier New"/>
+          <w:color w:val="1A1A1A"/>
+          <w:sz w:val="18"/>
+          <w:szCs w:val="18"/>
+        </w:rPr>
+        <w:t xml:space="preserve">/blog/hersteller</w:t>
+      </w:r>
+      <w:r>
+        <w:rPr>
+          <w:rFonts w:ascii="Helvetica" w:cs="Helvetica" w:eastAsia="Helvetica" w:hAnsi="Helvetica"/>
+          <w:color w:val="1A1A1A"/>
+          <w:sz w:val="20"/>
+          <w:szCs w:val="20"/>
+        </w:rPr>
+        <w:t xml:space="preserve">, und einer kurzen Einleitung von Massi. Jeder Artikel kann mehreren Türen angehören; die Zuordnung steht in der Artikeltabelle im Maßnahmenplan (3.4).</w:t>
+      </w:r>
+    </w:p>
+    <w:p>
+      <w:pPr>
+        <w:keepNext w:val="false"/>
+        <w:spacing w:after="60" w:line="290"/>
+      </w:pPr>
+      <w:r>
+        <w:rPr>
+          <w:rFonts w:ascii="Helvetica" w:cs="Helvetica" w:eastAsia="Helvetica" w:hAnsi="Helvetica"/>
+          <w:color w:val="1A1A1A"/>
+          <w:sz w:val="20"/>
+          <w:szCs w:val="20"/>
+        </w:rPr>
+        <w:t xml:space="preserve">Am Ende jedes Artikels steht der Aufruf „Drei Texte im Monat kostenlos prüfen“ (Gratis mit 3 Prüfungen im Monat ist aktiv).</w:t>
+      </w:r>
+    </w:p>
+    <w:p>
+      <w:pPr>
+        <w:spacing w:after="60" w:line="290"/>
+      </w:pPr>
+      <w:r>
+        <w:rPr>
+          <w:rFonts w:ascii="Helvetica" w:cs="Helvetica" w:eastAsia="Helvetica" w:hAnsi="Helvetica"/>
+          <w:b/>
+          <w:bCs/>
+          <w:color w:val="1A1A1A"/>
+          <w:sz w:val="20"/>
+          <w:szCs w:val="20"/>
+        </w:rPr>
+        <w:t xml:space="preserve">Warum:</w:t>
+      </w:r>
+      <w:r>
+        <w:rPr>
+          <w:rFonts w:ascii="Helvetica" w:cs="Helvetica" w:eastAsia="Helvetica" w:hAnsi="Helvetica"/>
+          <w:color w:val="1A1A1A"/>
+          <w:sz w:val="20"/>
+          <w:szCs w:val="20"/>
+        </w:rPr>
+        <w:t xml:space="preserve"> Der Blog ist der Landeplatz für die Kampagnen, für alle vier Zielgruppen, auch für Agenturen. Eine Kampagne an Heilpraktiker kann dann auf „alle Artikel für Heilberufe“ zeigen. Bis die Seiten je Tür (L15) stehen, sind die Kategorien die Zwischenlösung; das ist weniger Aufwand als vier neue Seiten.</w:t>
+      </w:r>
+    </w:p>
+    <w:p>
+      <w:pPr>
+        <w:spacing w:after="200" w:line="290"/>
+        <w:rPr>
+          <w:color w:val="444444"/>
+        </w:rPr>
+      </w:pPr>
+      <w:r>
+        <w:rPr>
+          <w:rFonts w:ascii="Helvetica" w:cs="Helvetica" w:eastAsia="Helvetica" w:hAnsi="Helvetica"/>
+          <w:b/>
+          <w:bCs/>
+          <w:color w:val="444444"/>
+          <w:sz w:val="20"/>
+          <w:szCs w:val="20"/>
+        </w:rPr>
+        <w:t xml:space="preserve">Fertig, wenn:</w:t>
+      </w:r>
+      <w:r>
+        <w:rPr>
+          <w:rFonts w:ascii="Helvetica" w:cs="Helvetica" w:eastAsia="Helvetica" w:hAnsi="Helvetica"/>
+          <w:color w:val="444444"/>
+          <w:sz w:val="20"/>
+          <w:szCs w:val="20"/>
+        </w:rPr>
+        <w:t xml:space="preserve"> die vier Kategorien sind live, alle 14 Artikel zugeordnet, und jede Kategorie steht in der Sitemap.</w:t>
       </w:r>
     </w:p>
     <w:p>
@@ -3665,6 +3837,54 @@
           <w:szCs w:val="20"/>
         </w:rPr>
         <w:t xml:space="preserve"> „Wächter“ und eine eigene Anmeldung von „PageCompliance“ vor dem Start prüfen lassen.</w:t>
+      </w:r>
+    </w:p>
+    <w:p>
+      <w:pPr>
+        <w:pStyle w:val="ListParagraph"/>
+        <w:numPr>
+          <w:ilvl w:val="0"/>
+          <w:numId w:val="2"/>
+        </w:numPr>
+        <w:spacing w:after="80" w:line="290"/>
+      </w:pPr>
+      <w:r>
+        <w:rPr>
+          <w:rFonts w:ascii="Helvetica" w:cs="Helvetica" w:eastAsia="Helvetica" w:hAnsi="Helvetica"/>
+          <w:b/>
+          <w:bCs/>
+          <w:color w:val="1A1A1A"/>
+          <w:sz w:val="20"/>
+          <w:szCs w:val="20"/>
+        </w:rPr>
+        <w:t xml:space="preserve">Offene Frage: Kurzlinks für Kampagnen.</w:t>
+      </w:r>
+      <w:r>
+        <w:rPr>
+          <w:rFonts w:ascii="Helvetica" w:cs="Helvetica" w:eastAsia="Helvetica" w:hAnsi="Helvetica"/>
+          <w:color w:val="1A1A1A"/>
+          <w:sz w:val="20"/>
+          <w:szCs w:val="20"/>
+        </w:rPr>
+        <w:t xml:space="preserve"> Eigene Kurzlinks wie </w:t>
+      </w:r>
+      <w:r>
+        <w:rPr>
+          <w:rFonts w:ascii="Courier New" w:cs="Courier New" w:eastAsia="Courier New" w:hAnsi="Courier New"/>
+          <w:color w:val="1A1A1A"/>
+          <w:sz w:val="18"/>
+          <w:szCs w:val="18"/>
+        </w:rPr>
+        <w:t xml:space="preserve">pagecompliance.de/go/hp-satz</w:t>
+      </w:r>
+      <w:r>
+        <w:rPr>
+          <w:rFonts w:ascii="Helvetica" w:cs="Helvetica" w:eastAsia="Helvetica" w:hAnsi="Helvetica"/>
+          <w:color w:val="1A1A1A"/>
+          <w:sz w:val="20"/>
+          <w:szCs w:val="20"/>
+        </w:rPr>
+        <w:t xml:space="preserve">, die auf einen Artikel weiterleiten, für Instagram-Bio, Stories, QR-Codes und Print. Klären wir gemeinsam; Details in der Arbeitsnotiz „Kampagnen-Links“.</w:t>
       </w:r>
     </w:p>
     <w:p>
@@ -4128,6 +4348,104 @@
                 <w:sz w:val="16"/>
                 <w:szCs w:val="16"/>
               </w:rPr>
+              <w:t xml:space="preserve">L18</w:t>
+            </w:r>
+          </w:p>
+        </w:tc>
+        <w:tc>
+          <w:tcPr>
+            <w:tcW w:type="dxa" w:w="5211"/>
+            <w:tcBorders>
+              <w:top w:val="none" w:color="FFFFFF" w:sz="0"/>
+              <w:left w:val="none" w:color="FFFFFF" w:sz="0"/>
+              <w:bottom w:val="single" w:color="D6D6D6" w:sz="4"/>
+              <w:right w:val="none" w:color="FFFFFF" w:sz="0"/>
+            </w:tcBorders>
+            <w:tcMar>
+              <w:top w:type="dxa" w:w="60"/>
+              <w:left w:type="dxa" w:w="80"/>
+              <w:bottom w:type="dxa" w:w="60"/>
+              <w:right w:type="dxa" w:w="80"/>
+            </w:tcMar>
+          </w:tcPr>
+          <w:p>
+            <w:pPr>
+              <w:spacing w:after="0" w:line="250"/>
+            </w:pPr>
+            <w:r>
+              <w:rPr>
+                <w:rFonts w:ascii="Helvetica" w:cs="Helvetica" w:eastAsia="Helvetica" w:hAnsi="Helvetica"/>
+                <w:color w:val="1A1A1A"/>
+                <w:sz w:val="16"/>
+                <w:szCs w:val="16"/>
+              </w:rPr>
+              <w:t xml:space="preserve">kurze Einleitung je Blog-Kategorie</w:t>
+            </w:r>
+          </w:p>
+        </w:tc>
+        <w:tc>
+          <w:tcPr>
+            <w:tcW w:type="dxa" w:w="2048"/>
+            <w:tcBorders>
+              <w:top w:val="none" w:color="FFFFFF" w:sz="0"/>
+              <w:left w:val="none" w:color="FFFFFF" w:sz="0"/>
+              <w:bottom w:val="single" w:color="D6D6D6" w:sz="4"/>
+              <w:right w:val="none" w:color="FFFFFF" w:sz="0"/>
+            </w:tcBorders>
+            <w:tcMar>
+              <w:top w:type="dxa" w:w="60"/>
+              <w:left w:type="dxa" w:w="80"/>
+              <w:bottom w:type="dxa" w:w="60"/>
+              <w:right w:type="dxa" w:w="80"/>
+            </w:tcMar>
+          </w:tcPr>
+          <w:p>
+            <w:pPr>
+              <w:spacing w:after="0" w:line="250"/>
+            </w:pPr>
+            <w:r>
+              <w:rPr>
+                <w:rFonts w:ascii="Helvetica" w:cs="Helvetica" w:eastAsia="Helvetica" w:hAnsi="Helvetica"/>
+                <w:color w:val="1A1A1A"/>
+                <w:sz w:val="16"/>
+                <w:szCs w:val="16"/>
+              </w:rPr>
+              <w:t xml:space="preserve">Texte je Tür</w:t>
+            </w:r>
+          </w:p>
+        </w:tc>
+      </w:tr>
+      <w:tr>
+        <w:trPr>
+          <w:cantSplit/>
+        </w:trPr>
+        <w:tc>
+          <w:tcPr>
+            <w:tcW w:type="dxa" w:w="2047"/>
+            <w:tcBorders>
+              <w:top w:val="none" w:color="FFFFFF" w:sz="0"/>
+              <w:left w:val="none" w:color="FFFFFF" w:sz="0"/>
+              <w:bottom w:val="single" w:color="D6D6D6" w:sz="4"/>
+              <w:right w:val="none" w:color="FFFFFF" w:sz="0"/>
+            </w:tcBorders>
+            <w:tcMar>
+              <w:top w:type="dxa" w:w="60"/>
+              <w:left w:type="dxa" w:w="80"/>
+              <w:bottom w:type="dxa" w:w="60"/>
+              <w:right w:type="dxa" w:w="80"/>
+            </w:tcMar>
+          </w:tcPr>
+          <w:p>
+            <w:pPr>
+              <w:spacing w:after="0" w:line="250"/>
+            </w:pPr>
+            <w:r>
+              <w:rPr>
+                <w:rFonts w:ascii="Helvetica" w:cs="Helvetica" w:eastAsia="Helvetica" w:hAnsi="Helvetica"/>
+                <w:color w:val="1A1A1A"/>
+                <w:sz w:val="16"/>
+                <w:szCs w:val="16"/>
+              </w:rPr>
               <w:t xml:space="preserve">L15, L16</w:t>
             </w:r>
           </w:p>
